--- a/lessons/2-7/downloads/reveal/2.7-session-2-practice-form-b.docx
+++ b/lessons/2-7/downloads/reveal/2.7-session-2-practice-form-b.docx
@@ -15,7 +15,7 @@
         <w:rPr>
           <w:rFonts w:ascii="Avenir Next" w:hAnsi="Avenir Next" w:cs="Avenir Next" w:eastAsia="Avenir Next"/>
           <w:color w:val="1A1A1A"/>
-          <w:sz w:val="20"/>
+          <w:sz w:val="22"/>
           <w:szCs w:val="20"/>
         </w:rPr>
         <w:t xml:space="preserve">Name</w:t>
@@ -33,7 +33,7 @@
         <w:rPr>
           <w:rFonts w:ascii="Avenir Next" w:hAnsi="Avenir Next" w:cs="Avenir Next" w:eastAsia="Avenir Next"/>
           <w:color w:val="1A1A1A"/>
-          <w:sz w:val="20"/>
+          <w:sz w:val="22"/>
           <w:szCs w:val="20"/>
         </w:rPr>
         <w:t xml:space="preserve">   Date</w:t>
@@ -51,7 +51,7 @@
         <w:rPr>
           <w:rFonts w:ascii="Avenir Next" w:hAnsi="Avenir Next" w:cs="Avenir Next" w:eastAsia="Avenir Next"/>
           <w:color w:val="1A1A1A"/>
-          <w:sz w:val="20"/>
+          <w:sz w:val="22"/>
           <w:szCs w:val="20"/>
         </w:rPr>
         <w:t xml:space="preserve">   Period</w:t>
@@ -78,7 +78,7 @@
           <w:caps/>
           <w:color w:val="003A70"/>
           <w:spacing w:val="12"/>
-          <w:sz w:val="19"/>
+          <w:sz w:val="22"/>
           <w:szCs w:val="19"/>
         </w:rPr>
         <w:t xml:space="preserve">Lesson 2-7  ·  Session 2  ·  Practice  ·  Form B</w:t>
@@ -86,6 +86,7 @@
     </w:p>
     <w:p>
       <w:pPr>
+        <w:pStyle w:val="Heading1"/>
         <w:keepNext/>
         <w:spacing w:before="0" w:after="10" w:line="240" w:lineRule="auto"/>
       </w:pPr>
@@ -111,7 +112,7 @@
         <w:rPr>
           <w:rFonts w:ascii="Avenir Next" w:hAnsi="Avenir Next" w:cs="Avenir Next" w:eastAsia="Avenir Next"/>
           <w:color w:val="5A5F66"/>
-          <w:sz w:val="17"/>
+          <w:sz w:val="22"/>
           <w:szCs w:val="17"/>
         </w:rPr>
         <w:t xml:space="preserve">Learning target — I can divide by a decimal by making the divisor a whole number first.</w:t>
@@ -128,7 +129,7 @@
     </w:p>
     <w:p>
       <w:pPr>
-        <w:spacing w:before="0" w:after="0" w:line="60" w:lineRule="auto"/>
+        <w:spacing w:before="0" w:after="0" w:line="50" w:lineRule="exact"/>
       </w:pPr>
     </w:p>
     <w:tbl>
@@ -167,6 +168,7 @@
           </w:tcPr>
           <w:p>
             <w:pPr>
+              <w:pStyle w:val="Heading2"/>
               <w:spacing w:before="0" w:after="40" w:line="264" w:lineRule="auto"/>
             </w:pPr>
             <w:r>
@@ -194,25 +196,25 @@
                 <w:rFonts w:ascii="Avenir Next" w:hAnsi="Avenir Next" w:cs="Avenir Next" w:eastAsia="Avenir Next"/>
                 <w:b/>
                 <w:color w:val="003A70"/>
+                <w:sz w:val="22"/>
+                <w:szCs w:val="18"/>
+              </w:rPr>
+              <w:t xml:space="preserve">•</w:t>
+            </w:r>
+            <w:r>
+              <w:rPr>
+                <w:rFonts w:ascii="Avenir Next" w:hAnsi="Avenir Next" w:cs="Avenir Next" w:eastAsia="Avenir Next"/>
+                <w:color w:val="1A1A1A"/>
                 <w:sz w:val="18"/>
                 <w:szCs w:val="18"/>
               </w:rPr>
-              <w:t xml:space="preserve">•</w:t>
-            </w:r>
-            <w:r>
-              <w:rPr>
-                <w:rFonts w:ascii="Avenir Next" w:hAnsi="Avenir Next" w:cs="Avenir Next" w:eastAsia="Avenir Next"/>
-                <w:color w:val="1A1A1A"/>
-                <w:sz w:val="18"/>
-                <w:szCs w:val="18"/>
-              </w:rPr>
               <w:tab/>
             </w:r>
             <w:r>
               <w:rPr>
                 <w:rFonts w:ascii="Avenir Next" w:hAnsi="Avenir Next" w:cs="Avenir Next" w:eastAsia="Avenir Next"/>
                 <w:color w:val="1A1A1A"/>
-                <w:sz w:val="18"/>
+                <w:sz w:val="22"/>
                 <w:szCs w:val="18"/>
               </w:rPr>
               <w:t xml:space="preserve">Make the divisor whole: multiply </w:t>
@@ -222,7 +224,7 @@
                 <w:rFonts w:ascii="Avenir Next" w:hAnsi="Avenir Next" w:cs="Avenir Next" w:eastAsia="Avenir Next"/>
                 <w:b/>
                 <w:color w:val="1A1A1A"/>
-                <w:sz w:val="18"/>
+                <w:sz w:val="22"/>
                 <w:szCs w:val="18"/>
               </w:rPr>
               <w:t xml:space="preserve">both</w:t>
@@ -231,7 +233,7 @@
               <w:rPr>
                 <w:rFonts w:ascii="Avenir Next" w:hAnsi="Avenir Next" w:cs="Avenir Next" w:eastAsia="Avenir Next"/>
                 <w:color w:val="1A1A1A"/>
-                <w:sz w:val="18"/>
+                <w:sz w:val="22"/>
                 <w:szCs w:val="18"/>
               </w:rPr>
               <w:t xml:space="preserve"> numbers by the </w:t>
@@ -241,7 +243,7 @@
                 <w:rFonts w:ascii="Avenir Next" w:hAnsi="Avenir Next" w:cs="Avenir Next" w:eastAsia="Avenir Next"/>
                 <w:b/>
                 <w:color w:val="1A1A1A"/>
-                <w:sz w:val="18"/>
+                <w:sz w:val="22"/>
                 <w:szCs w:val="18"/>
               </w:rPr>
               <w:t xml:space="preserve">same</w:t>
@@ -250,7 +252,7 @@
               <w:rPr>
                 <w:rFonts w:ascii="Avenir Next" w:hAnsi="Avenir Next" w:cs="Avenir Next" w:eastAsia="Avenir Next"/>
                 <w:color w:val="1A1A1A"/>
-                <w:sz w:val="18"/>
+                <w:sz w:val="22"/>
                 <w:szCs w:val="18"/>
               </w:rPr>
               <w:t xml:space="preserve"> power of 10.</w:t>
@@ -269,25 +271,25 @@
                 <w:rFonts w:ascii="Avenir Next" w:hAnsi="Avenir Next" w:cs="Avenir Next" w:eastAsia="Avenir Next"/>
                 <w:b/>
                 <w:color w:val="003A70"/>
+                <w:sz w:val="22"/>
+                <w:szCs w:val="18"/>
+              </w:rPr>
+              <w:t xml:space="preserve">•</w:t>
+            </w:r>
+            <w:r>
+              <w:rPr>
+                <w:rFonts w:ascii="Avenir Next" w:hAnsi="Avenir Next" w:cs="Avenir Next" w:eastAsia="Avenir Next"/>
+                <w:color w:val="1A1A1A"/>
                 <w:sz w:val="18"/>
                 <w:szCs w:val="18"/>
               </w:rPr>
-              <w:t xml:space="preserve">•</w:t>
-            </w:r>
-            <w:r>
-              <w:rPr>
-                <w:rFonts w:ascii="Avenir Next" w:hAnsi="Avenir Next" w:cs="Avenir Next" w:eastAsia="Avenir Next"/>
-                <w:color w:val="1A1A1A"/>
-                <w:sz w:val="18"/>
-                <w:szCs w:val="18"/>
-              </w:rPr>
               <w:tab/>
             </w:r>
             <w:r>
               <w:rPr>
                 <w:rFonts w:ascii="Avenir Next" w:hAnsi="Avenir Next" w:cs="Avenir Next" w:eastAsia="Avenir Next"/>
                 <w:color w:val="1A1A1A"/>
-                <w:sz w:val="18"/>
+                <w:sz w:val="22"/>
                 <w:szCs w:val="18"/>
               </w:rPr>
               <w:t xml:space="preserve">Count the divisor’s decimal places. One place: × 10. Two places: × 100. Example: 5 ÷ 0.25 = 500 ÷ 25 = 20.</w:t>
@@ -306,25 +308,25 @@
                 <w:rFonts w:ascii="Avenir Next" w:hAnsi="Avenir Next" w:cs="Avenir Next" w:eastAsia="Avenir Next"/>
                 <w:b/>
                 <w:color w:val="003A70"/>
+                <w:sz w:val="22"/>
+                <w:szCs w:val="18"/>
+              </w:rPr>
+              <w:t xml:space="preserve">•</w:t>
+            </w:r>
+            <w:r>
+              <w:rPr>
+                <w:rFonts w:ascii="Avenir Next" w:hAnsi="Avenir Next" w:cs="Avenir Next" w:eastAsia="Avenir Next"/>
+                <w:color w:val="1A1A1A"/>
                 <w:sz w:val="18"/>
                 <w:szCs w:val="18"/>
               </w:rPr>
-              <w:t xml:space="preserve">•</w:t>
-            </w:r>
-            <w:r>
-              <w:rPr>
-                <w:rFonts w:ascii="Avenir Next" w:hAnsi="Avenir Next" w:cs="Avenir Next" w:eastAsia="Avenir Next"/>
-                <w:color w:val="1A1A1A"/>
-                <w:sz w:val="18"/>
-                <w:szCs w:val="18"/>
-              </w:rPr>
               <w:tab/>
             </w:r>
             <w:r>
               <w:rPr>
                 <w:rFonts w:ascii="Avenir Next" w:hAnsi="Avenir Next" w:cs="Avenir Next" w:eastAsia="Avenir Next"/>
                 <w:color w:val="1A1A1A"/>
-                <w:sz w:val="18"/>
+                <w:sz w:val="22"/>
                 <w:szCs w:val="18"/>
               </w:rPr>
               <w:t xml:space="preserve">Dividing by a number less than 1 gives a quotient </w:t>
@@ -334,7 +336,7 @@
                 <w:rFonts w:ascii="Avenir Next" w:hAnsi="Avenir Next" w:cs="Avenir Next" w:eastAsia="Avenir Next"/>
                 <w:b/>
                 <w:color w:val="1A1A1A"/>
-                <w:sz w:val="18"/>
+                <w:sz w:val="22"/>
                 <w:szCs w:val="18"/>
               </w:rPr>
               <w:t xml:space="preserve">greater</w:t>
@@ -343,7 +345,7 @@
               <w:rPr>
                 <w:rFonts w:ascii="Avenir Next" w:hAnsi="Avenir Next" w:cs="Avenir Next" w:eastAsia="Avenir Next"/>
                 <w:color w:val="1A1A1A"/>
-                <w:sz w:val="18"/>
+                <w:sz w:val="22"/>
                 <w:szCs w:val="18"/>
               </w:rPr>
               <w:t xml:space="preserve"> than the dividend.</w:t>
@@ -358,6 +360,7 @@
           </w:tcPr>
           <w:p>
             <w:pPr>
+              <w:pStyle w:val="Heading2"/>
               <w:spacing w:before="0" w:after="40" w:line="264" w:lineRule="auto"/>
             </w:pPr>
             <w:r>
@@ -380,7 +383,7 @@
               <w:rPr>
                 <w:rFonts w:ascii="Avenir Next" w:hAnsi="Avenir Next" w:cs="Avenir Next" w:eastAsia="Avenir Next"/>
                 <w:color w:val="1A1A1A"/>
-                <w:sz w:val="17"/>
+                <w:sz w:val="22"/>
                 <w:szCs w:val="17"/>
               </w:rPr>
               <w:t xml:space="preserve">How many 0.7-liter bottles can be filled from 8.4 liters?</w:t>
@@ -399,25 +402,25 @@
                 <w:rFonts w:ascii="Avenir Next" w:hAnsi="Avenir Next" w:cs="Avenir Next" w:eastAsia="Avenir Next"/>
                 <w:b/>
                 <w:color w:val="003A70"/>
+                <w:sz w:val="22"/>
+                <w:szCs w:val="17"/>
+              </w:rPr>
+              <w:t xml:space="preserve">Step 1</w:t>
+            </w:r>
+            <w:r>
+              <w:rPr>
+                <w:rFonts w:ascii="Avenir Next" w:hAnsi="Avenir Next" w:cs="Avenir Next" w:eastAsia="Avenir Next"/>
+                <w:color w:val="1A1A1A"/>
                 <w:sz w:val="17"/>
                 <w:szCs w:val="17"/>
               </w:rPr>
-              <w:t xml:space="preserve">Step 1</w:t>
-            </w:r>
-            <w:r>
-              <w:rPr>
-                <w:rFonts w:ascii="Avenir Next" w:hAnsi="Avenir Next" w:cs="Avenir Next" w:eastAsia="Avenir Next"/>
-                <w:color w:val="1A1A1A"/>
-                <w:sz w:val="17"/>
-                <w:szCs w:val="17"/>
-              </w:rPr>
               <w:tab/>
             </w:r>
             <w:r>
               <w:rPr>
                 <w:rFonts w:ascii="Avenir Next" w:hAnsi="Avenir Next" w:cs="Avenir Next" w:eastAsia="Avenir Next"/>
                 <w:color w:val="1A1A1A"/>
-                <w:sz w:val="17"/>
+                <w:sz w:val="22"/>
                 <w:szCs w:val="17"/>
               </w:rPr>
               <w:t xml:space="preserve">Write 8.4 ÷ 0.7.</w:t>
@@ -436,25 +439,25 @@
                 <w:rFonts w:ascii="Avenir Next" w:hAnsi="Avenir Next" w:cs="Avenir Next" w:eastAsia="Avenir Next"/>
                 <w:b/>
                 <w:color w:val="003A70"/>
+                <w:sz w:val="22"/>
+                <w:szCs w:val="17"/>
+              </w:rPr>
+              <w:t xml:space="preserve">Step 2</w:t>
+            </w:r>
+            <w:r>
+              <w:rPr>
+                <w:rFonts w:ascii="Avenir Next" w:hAnsi="Avenir Next" w:cs="Avenir Next" w:eastAsia="Avenir Next"/>
+                <w:color w:val="1A1A1A"/>
                 <w:sz w:val="17"/>
                 <w:szCs w:val="17"/>
               </w:rPr>
-              <w:t xml:space="preserve">Step 2</w:t>
-            </w:r>
-            <w:r>
-              <w:rPr>
-                <w:rFonts w:ascii="Avenir Next" w:hAnsi="Avenir Next" w:cs="Avenir Next" w:eastAsia="Avenir Next"/>
-                <w:color w:val="1A1A1A"/>
-                <w:sz w:val="17"/>
-                <w:szCs w:val="17"/>
-              </w:rPr>
               <w:tab/>
             </w:r>
             <w:r>
               <w:rPr>
                 <w:rFonts w:ascii="Avenir Next" w:hAnsi="Avenir Next" w:cs="Avenir Next" w:eastAsia="Avenir Next"/>
                 <w:color w:val="1A1A1A"/>
-                <w:sz w:val="17"/>
+                <w:sz w:val="22"/>
                 <w:szCs w:val="17"/>
               </w:rPr>
               <w:t xml:space="preserve">Multiply both by 10: 0.7 × 10 = 7 and 8.4 × 10 = 84.</w:t>
@@ -473,25 +476,25 @@
                 <w:rFonts w:ascii="Avenir Next" w:hAnsi="Avenir Next" w:cs="Avenir Next" w:eastAsia="Avenir Next"/>
                 <w:b/>
                 <w:color w:val="003A70"/>
+                <w:sz w:val="22"/>
+                <w:szCs w:val="17"/>
+              </w:rPr>
+              <w:t xml:space="preserve">Step 3</w:t>
+            </w:r>
+            <w:r>
+              <w:rPr>
+                <w:rFonts w:ascii="Avenir Next" w:hAnsi="Avenir Next" w:cs="Avenir Next" w:eastAsia="Avenir Next"/>
+                <w:color w:val="1A1A1A"/>
                 <w:sz w:val="17"/>
                 <w:szCs w:val="17"/>
               </w:rPr>
-              <w:t xml:space="preserve">Step 3</w:t>
-            </w:r>
-            <w:r>
-              <w:rPr>
-                <w:rFonts w:ascii="Avenir Next" w:hAnsi="Avenir Next" w:cs="Avenir Next" w:eastAsia="Avenir Next"/>
-                <w:color w:val="1A1A1A"/>
-                <w:sz w:val="17"/>
-                <w:szCs w:val="17"/>
-              </w:rPr>
               <w:tab/>
             </w:r>
             <w:r>
               <w:rPr>
                 <w:rFonts w:ascii="Avenir Next" w:hAnsi="Avenir Next" w:cs="Avenir Next" w:eastAsia="Avenir Next"/>
                 <w:color w:val="1A1A1A"/>
-                <w:sz w:val="17"/>
+                <w:sz w:val="22"/>
                 <w:szCs w:val="17"/>
               </w:rPr>
               <w:t xml:space="preserve">84 ÷ 7 = 12. Check: 12 × 0.7 = 8.4.</w:t>
@@ -510,18 +513,18 @@
                 <w:rFonts w:ascii="Avenir Next" w:hAnsi="Avenir Next" w:cs="Avenir Next" w:eastAsia="Avenir Next"/>
                 <w:b/>
                 <w:color w:val="1A1A1A"/>
+                <w:sz w:val="22"/>
+                <w:szCs w:val="17"/>
+              </w:rPr>
+              <w:t xml:space="preserve">Answer</w:t>
+            </w:r>
+            <w:r>
+              <w:rPr>
+                <w:rFonts w:ascii="Avenir Next" w:hAnsi="Avenir Next" w:cs="Avenir Next" w:eastAsia="Avenir Next"/>
+                <w:color w:val="1A1A1A"/>
                 <w:sz w:val="17"/>
                 <w:szCs w:val="17"/>
               </w:rPr>
-              <w:t xml:space="preserve">Answer</w:t>
-            </w:r>
-            <w:r>
-              <w:rPr>
-                <w:rFonts w:ascii="Avenir Next" w:hAnsi="Avenir Next" w:cs="Avenir Next" w:eastAsia="Avenir Next"/>
-                <w:color w:val="1A1A1A"/>
-                <w:sz w:val="17"/>
-                <w:szCs w:val="17"/>
-              </w:rPr>
               <w:tab/>
             </w:r>
             <w:r>
@@ -529,7 +532,7 @@
                 <w:rFonts w:ascii="Avenir Next" w:hAnsi="Avenir Next" w:cs="Avenir Next" w:eastAsia="Avenir Next"/>
                 <w:b/>
                 <w:color w:val="1A1A1A"/>
-                <w:sz w:val="17"/>
+                <w:sz w:val="22"/>
                 <w:szCs w:val="17"/>
               </w:rPr>
               <w:t xml:space="preserve">12 bottles</w:t>
@@ -558,7 +561,7 @@
           <w:rFonts w:ascii="Avenir Next" w:hAnsi="Avenir Next" w:cs="Avenir Next" w:eastAsia="Avenir Next"/>
           <w:b/>
           <w:color w:val="1A1A1A"/>
-          <w:sz w:val="17"/>
+          <w:sz w:val="22"/>
           <w:szCs w:val="17"/>
         </w:rPr>
         <w:t xml:space="preserve">divisor</w:t>
@@ -568,7 +571,7 @@
           <w:rFonts w:ascii="Avenir Next" w:hAnsi="Avenir Next" w:cs="Avenir Next" w:eastAsia="Avenir Next"/>
           <w:i/>
           <w:color w:val="5A5F66"/>
-          <w:sz w:val="17"/>
+          <w:sz w:val="22"/>
           <w:szCs w:val="17"/>
         </w:rPr>
         <w:t xml:space="preserve"> (divisor)</w:t>
@@ -577,7 +580,7 @@
         <w:rPr>
           <w:rFonts w:ascii="Avenir Next" w:hAnsi="Avenir Next" w:cs="Avenir Next" w:eastAsia="Avenir Next"/>
           <w:color w:val="5A5F66"/>
-          <w:sz w:val="17"/>
+          <w:sz w:val="22"/>
           <w:szCs w:val="17"/>
         </w:rPr>
         <w:t xml:space="preserve">   ·   </w:t>
@@ -587,7 +590,7 @@
           <w:rFonts w:ascii="Avenir Next" w:hAnsi="Avenir Next" w:cs="Avenir Next" w:eastAsia="Avenir Next"/>
           <w:b/>
           <w:color w:val="1A1A1A"/>
-          <w:sz w:val="17"/>
+          <w:sz w:val="22"/>
           <w:szCs w:val="17"/>
         </w:rPr>
         <w:t xml:space="preserve">equivalent division</w:t>
@@ -597,7 +600,7 @@
           <w:rFonts w:ascii="Avenir Next" w:hAnsi="Avenir Next" w:cs="Avenir Next" w:eastAsia="Avenir Next"/>
           <w:i/>
           <w:color w:val="5A5F66"/>
-          <w:sz w:val="17"/>
+          <w:sz w:val="22"/>
           <w:szCs w:val="17"/>
         </w:rPr>
         <w:t xml:space="preserve"> (división equivalente)</w:t>
@@ -606,7 +609,7 @@
         <w:rPr>
           <w:rFonts w:ascii="Avenir Next" w:hAnsi="Avenir Next" w:cs="Avenir Next" w:eastAsia="Avenir Next"/>
           <w:color w:val="5A5F66"/>
-          <w:sz w:val="17"/>
+          <w:sz w:val="22"/>
           <w:szCs w:val="17"/>
         </w:rPr>
         <w:t xml:space="preserve">   ·   </w:t>
@@ -616,7 +619,7 @@
           <w:rFonts w:ascii="Avenir Next" w:hAnsi="Avenir Next" w:cs="Avenir Next" w:eastAsia="Avenir Next"/>
           <w:b/>
           <w:color w:val="1A1A1A"/>
-          <w:sz w:val="17"/>
+          <w:sz w:val="22"/>
           <w:szCs w:val="17"/>
         </w:rPr>
         <w:t xml:space="preserve">power of ten</w:t>
@@ -626,7 +629,7 @@
           <w:rFonts w:ascii="Avenir Next" w:hAnsi="Avenir Next" w:cs="Avenir Next" w:eastAsia="Avenir Next"/>
           <w:i/>
           <w:color w:val="5A5F66"/>
-          <w:sz w:val="17"/>
+          <w:sz w:val="22"/>
           <w:szCs w:val="17"/>
         </w:rPr>
         <w:t xml:space="preserve"> (potencia de diez)</w:t>
@@ -634,6 +637,7 @@
     </w:p>
     <w:p>
       <w:pPr>
+        <w:pStyle w:val="Heading2"/>
         <w:keepNext/>
         <w:pBdr>
           <w:bottom w:val="single" w:sz="8" w:space="3" w:color="003A70"/>
@@ -649,7 +653,7 @@
           <w:b/>
           <w:color w:val="003A70"/>
           <w:spacing w:val="14"/>
-          <w:sz w:val="19"/>
+          <w:sz w:val="22"/>
           <w:szCs w:val="19"/>
         </w:rPr>
         <w:t xml:space="preserve">PRACTICE</w:t>
@@ -668,7 +672,7 @@
           <w:rFonts w:ascii="Avenir Next" w:hAnsi="Avenir Next" w:cs="Avenir Next" w:eastAsia="Avenir Next"/>
           <w:i/>
           <w:color w:val="5A5F66"/>
-          <w:sz w:val="17"/>
+          <w:sz w:val="22"/>
           <w:szCs w:val="17"/>
         </w:rPr>
         <w:t xml:space="preserve">show your work · label units</w:t>
@@ -676,7 +680,7 @@
     </w:p>
     <w:p>
       <w:pPr>
-        <w:spacing w:before="0" w:after="0" w:line="20" w:lineRule="exact"/>
+        <w:spacing w:before="0" w:after="0" w:line="50" w:lineRule="exact"/>
       </w:pPr>
     </w:p>
     <w:tbl>
@@ -726,25 +730,25 @@
                 <w:rFonts w:ascii="Avenir Next" w:hAnsi="Avenir Next" w:cs="Avenir Next" w:eastAsia="Avenir Next"/>
                 <w:b/>
                 <w:color w:val="1A1A1A"/>
+                <w:sz w:val="22"/>
+                <w:szCs w:val="20"/>
+              </w:rPr>
+              <w:t xml:space="preserve">1.</w:t>
+            </w:r>
+            <w:r>
+              <w:rPr>
+                <w:rFonts w:ascii="Avenir Next" w:hAnsi="Avenir Next" w:cs="Avenir Next" w:eastAsia="Avenir Next"/>
+                <w:color w:val="1A1A1A"/>
                 <w:sz w:val="20"/>
                 <w:szCs w:val="20"/>
               </w:rPr>
-              <w:t xml:space="preserve">1.</w:t>
-            </w:r>
-            <w:r>
-              <w:rPr>
-                <w:rFonts w:ascii="Avenir Next" w:hAnsi="Avenir Next" w:cs="Avenir Next" w:eastAsia="Avenir Next"/>
-                <w:color w:val="1A1A1A"/>
-                <w:sz w:val="20"/>
-                <w:szCs w:val="20"/>
-              </w:rPr>
               <w:tab/>
             </w:r>
             <w:r>
               <w:rPr>
                 <w:rFonts w:ascii="Avenir Next" w:hAnsi="Avenir Next" w:cs="Avenir Next" w:eastAsia="Avenir Next"/>
                 <w:color w:val="1A1A1A"/>
-                <w:sz w:val="20"/>
+                <w:sz w:val="22"/>
                 <w:szCs w:val="20"/>
               </w:rPr>
               <w:t xml:space="preserve">Rewrite with a whole-number divisor. Then divide.</w:t>
@@ -800,7 +804,7 @@
                       <w:rFonts w:ascii="Avenir Next" w:hAnsi="Avenir Next" w:cs="Avenir Next" w:eastAsia="Avenir Next"/>
                       <w:b/>
                       <w:color w:val="003A70"/>
-                      <w:sz w:val="20"/>
+                      <w:sz w:val="22"/>
                       <w:szCs w:val="20"/>
                     </w:rPr>
                     <w:t xml:space="preserve">a.</w:t>
@@ -818,7 +822,7 @@
                     <w:rPr>
                       <w:rFonts w:ascii="Avenir Next" w:hAnsi="Avenir Next" w:cs="Avenir Next" w:eastAsia="Avenir Next"/>
                       <w:color w:val="1A1A1A"/>
-                      <w:sz w:val="20"/>
+                      <w:sz w:val="22"/>
                       <w:szCs w:val="20"/>
                     </w:rPr>
                     <w:t xml:space="preserve">2.4 ÷ 0.15 =</w:t>
@@ -862,7 +866,7 @@
                       <w:rFonts w:ascii="Avenir Next" w:hAnsi="Avenir Next" w:cs="Avenir Next" w:eastAsia="Avenir Next"/>
                       <w:b/>
                       <w:color w:val="003A70"/>
-                      <w:sz w:val="20"/>
+                      <w:sz w:val="22"/>
                       <w:szCs w:val="20"/>
                     </w:rPr>
                     <w:t xml:space="preserve">b.</w:t>
@@ -880,7 +884,7 @@
                     <w:rPr>
                       <w:rFonts w:ascii="Avenir Next" w:hAnsi="Avenir Next" w:cs="Avenir Next" w:eastAsia="Avenir Next"/>
                       <w:color w:val="1A1A1A"/>
-                      <w:sz w:val="20"/>
+                      <w:sz w:val="22"/>
                       <w:szCs w:val="20"/>
                     </w:rPr>
                     <w:t xml:space="preserve">9.75 ÷ 0.25 =</w:t>
@@ -924,7 +928,7 @@
                       <w:rFonts w:ascii="Avenir Next" w:hAnsi="Avenir Next" w:cs="Avenir Next" w:eastAsia="Avenir Next"/>
                       <w:b/>
                       <w:color w:val="003A70"/>
-                      <w:sz w:val="20"/>
+                      <w:sz w:val="22"/>
                       <w:szCs w:val="20"/>
                     </w:rPr>
                     <w:t xml:space="preserve">c.</w:t>
@@ -942,7 +946,7 @@
                     <w:rPr>
                       <w:rFonts w:ascii="Avenir Next" w:hAnsi="Avenir Next" w:cs="Avenir Next" w:eastAsia="Avenir Next"/>
                       <w:color w:val="1A1A1A"/>
-                      <w:sz w:val="20"/>
+                      <w:sz w:val="22"/>
                       <w:szCs w:val="20"/>
                     </w:rPr>
                     <w:t xml:space="preserve">1.92 ÷ 0.08 =</w:t>
@@ -992,7 +996,7 @@
                       <w:rFonts w:ascii="Avenir Next" w:hAnsi="Avenir Next" w:cs="Avenir Next" w:eastAsia="Avenir Next"/>
                       <w:b/>
                       <w:color w:val="003A70"/>
-                      <w:sz w:val="20"/>
+                      <w:sz w:val="22"/>
                       <w:szCs w:val="20"/>
                     </w:rPr>
                     <w:t xml:space="preserve">d.</w:t>
@@ -1010,7 +1014,7 @@
                     <w:rPr>
                       <w:rFonts w:ascii="Avenir Next" w:hAnsi="Avenir Next" w:cs="Avenir Next" w:eastAsia="Avenir Next"/>
                       <w:color w:val="1A1A1A"/>
-                      <w:sz w:val="20"/>
+                      <w:sz w:val="22"/>
                       <w:szCs w:val="20"/>
                     </w:rPr>
                     <w:t xml:space="preserve">22.5 ÷ 1.5 =</w:t>
@@ -1054,7 +1058,7 @@
                       <w:rFonts w:ascii="Avenir Next" w:hAnsi="Avenir Next" w:cs="Avenir Next" w:eastAsia="Avenir Next"/>
                       <w:b/>
                       <w:color w:val="003A70"/>
-                      <w:sz w:val="20"/>
+                      <w:sz w:val="22"/>
                       <w:szCs w:val="20"/>
                     </w:rPr>
                     <w:t xml:space="preserve">e.</w:t>
@@ -1072,7 +1076,7 @@
                     <w:rPr>
                       <w:rFonts w:ascii="Avenir Next" w:hAnsi="Avenir Next" w:cs="Avenir Next" w:eastAsia="Avenir Next"/>
                       <w:color w:val="1A1A1A"/>
-                      <w:sz w:val="20"/>
+                      <w:sz w:val="22"/>
                       <w:szCs w:val="20"/>
                     </w:rPr>
                     <w:t xml:space="preserve">0.54 ÷ 0.09 =</w:t>
@@ -1116,7 +1120,7 @@
                       <w:rFonts w:ascii="Avenir Next" w:hAnsi="Avenir Next" w:cs="Avenir Next" w:eastAsia="Avenir Next"/>
                       <w:b/>
                       <w:color w:val="003A70"/>
-                      <w:sz w:val="20"/>
+                      <w:sz w:val="22"/>
                       <w:szCs w:val="20"/>
                     </w:rPr>
                     <w:t xml:space="preserve">f.</w:t>
@@ -1134,7 +1138,7 @@
                     <w:rPr>
                       <w:rFonts w:ascii="Avenir Next" w:hAnsi="Avenir Next" w:cs="Avenir Next" w:eastAsia="Avenir Next"/>
                       <w:color w:val="1A1A1A"/>
-                      <w:sz w:val="20"/>
+                      <w:sz w:val="22"/>
                       <w:szCs w:val="20"/>
                     </w:rPr>
                     <w:t xml:space="preserve">8.8 ÷ 0.4 =</w:t>
@@ -1164,7 +1168,7 @@
           </w:tbl>
           <w:p>
             <w:pPr>
-              <w:spacing w:before="0" w:after="0" w:line="24" w:lineRule="auto"/>
+              <w:spacing w:before="0" w:after="0" w:line="50" w:lineRule="exact"/>
             </w:pPr>
           </w:p>
         </w:tc>
@@ -1172,12 +1176,12 @@
     </w:tbl>
     <w:p>
       <w:pPr>
-        <w:spacing w:before="0" w:after="0" w:line="20" w:lineRule="exact"/>
+        <w:spacing w:before="0" w:after="0" w:line="50" w:lineRule="exact"/>
       </w:pPr>
     </w:p>
     <w:p>
       <w:pPr>
-        <w:spacing w:before="0" w:after="0" w:line="20" w:lineRule="exact"/>
+        <w:spacing w:before="0" w:after="0" w:line="50" w:lineRule="exact"/>
       </w:pPr>
     </w:p>
     <w:tbl>
@@ -1227,18 +1231,18 @@
                 <w:rFonts w:ascii="Avenir Next" w:hAnsi="Avenir Next" w:cs="Avenir Next" w:eastAsia="Avenir Next"/>
                 <w:b/>
                 <w:color w:val="1A1A1A"/>
+                <w:sz w:val="22"/>
+                <w:szCs w:val="20"/>
+              </w:rPr>
+              <w:t xml:space="preserve">2.</w:t>
+            </w:r>
+            <w:r>
+              <w:rPr>
+                <w:rFonts w:ascii="Avenir Next" w:hAnsi="Avenir Next" w:cs="Avenir Next" w:eastAsia="Avenir Next"/>
+                <w:color w:val="1A1A1A"/>
                 <w:sz w:val="20"/>
                 <w:szCs w:val="20"/>
               </w:rPr>
-              <w:t xml:space="preserve">2.</w:t>
-            </w:r>
-            <w:r>
-              <w:rPr>
-                <w:rFonts w:ascii="Avenir Next" w:hAnsi="Avenir Next" w:cs="Avenir Next" w:eastAsia="Avenir Next"/>
-                <w:color w:val="1A1A1A"/>
-                <w:sz w:val="20"/>
-                <w:szCs w:val="20"/>
-              </w:rPr>
               <w:tab/>
             </w:r>
             <w:r>
@@ -1246,7 +1250,7 @@
                 <w:rFonts w:ascii="Avenir Next" w:hAnsi="Avenir Next" w:cs="Avenir Next" w:eastAsia="Avenir Next"/>
                 <w:b/>
                 <w:color w:val="1A1A1A"/>
-                <w:sz w:val="20"/>
+                <w:sz w:val="22"/>
                 <w:szCs w:val="20"/>
               </w:rPr>
               <w:t xml:space="preserve">Greenhouse Pours.  </w:t>
@@ -1255,7 +1259,7 @@
               <w:rPr>
                 <w:rFonts w:ascii="Avenir Next" w:hAnsi="Avenir Next" w:cs="Avenir Next" w:eastAsia="Avenir Next"/>
                 <w:color w:val="1A1A1A"/>
-                <w:sz w:val="20"/>
+                <w:sz w:val="22"/>
                 <w:szCs w:val="20"/>
               </w:rPr>
               <w:t xml:space="preserve">A greenhouse pours 8.4 liters of water into 0.7-liter pots. Later it pours 5.6 liters into 0.8-liter trays.</w:t>
@@ -1275,25 +1279,25 @@
                 <w:rFonts w:ascii="Avenir Next" w:hAnsi="Avenir Next" w:cs="Avenir Next" w:eastAsia="Avenir Next"/>
                 <w:b/>
                 <w:color w:val="003A70"/>
+                <w:sz w:val="22"/>
+                <w:szCs w:val="20"/>
+              </w:rPr>
+              <w:t xml:space="preserve">a.</w:t>
+            </w:r>
+            <w:r>
+              <w:rPr>
+                <w:rFonts w:ascii="Avenir Next" w:hAnsi="Avenir Next" w:cs="Avenir Next" w:eastAsia="Avenir Next"/>
+                <w:color w:val="1A1A1A"/>
                 <w:sz w:val="20"/>
                 <w:szCs w:val="20"/>
               </w:rPr>
-              <w:t xml:space="preserve">a.</w:t>
-            </w:r>
-            <w:r>
-              <w:rPr>
-                <w:rFonts w:ascii="Avenir Next" w:hAnsi="Avenir Next" w:cs="Avenir Next" w:eastAsia="Avenir Next"/>
-                <w:color w:val="1A1A1A"/>
-                <w:sz w:val="20"/>
-                <w:szCs w:val="20"/>
-              </w:rPr>
               <w:tab/>
             </w:r>
             <w:r>
               <w:rPr>
                 <w:rFonts w:ascii="Avenir Next" w:hAnsi="Avenir Next" w:cs="Avenir Next" w:eastAsia="Avenir Next"/>
                 <w:color w:val="1A1A1A"/>
-                <w:sz w:val="20"/>
+                <w:sz w:val="22"/>
                 <w:szCs w:val="20"/>
               </w:rPr>
               <w:t xml:space="preserve">Write the whole-number problem. How many pots?</w:t>
@@ -1332,10 +1336,28 @@
                 <w:rFonts w:ascii="Avenir Next" w:hAnsi="Avenir Next" w:cs="Avenir Next" w:eastAsia="Avenir Next"/>
                 <w:b/>
                 <w:color w:val="003A70"/>
+                <w:sz w:val="22"/>
+                <w:szCs w:val="20"/>
+              </w:rPr>
+              <w:t xml:space="preserve">b.</w:t>
+            </w:r>
+            <w:r>
+              <w:rPr>
+                <w:rFonts w:ascii="Avenir Next" w:hAnsi="Avenir Next" w:cs="Avenir Next" w:eastAsia="Avenir Next"/>
+                <w:color w:val="1A1A1A"/>
                 <w:sz w:val="20"/>
                 <w:szCs w:val="20"/>
               </w:rPr>
-              <w:t xml:space="preserve">b.</w:t>
+              <w:tab/>
+            </w:r>
+            <w:r>
+              <w:rPr>
+                <w:rFonts w:ascii="Avenir Next" w:hAnsi="Avenir Next" w:cs="Avenir Next" w:eastAsia="Avenir Next"/>
+                <w:color w:val="1A1A1A"/>
+                <w:sz w:val="22"/>
+                <w:szCs w:val="20"/>
+              </w:rPr>
+              <w:t xml:space="preserve">Write the whole-number problem. How many trays?</w:t>
             </w:r>
             <w:r>
               <w:rPr>
@@ -1344,7 +1366,7 @@
                 <w:sz w:val="20"/>
                 <w:szCs w:val="20"/>
               </w:rPr>
-              <w:tab/>
+              <w:t xml:space="preserve">  </w:t>
             </w:r>
             <w:r>
               <w:rPr>
@@ -1352,24 +1374,6 @@
                 <w:color w:val="1A1A1A"/>
                 <w:sz w:val="20"/>
                 <w:szCs w:val="20"/>
-              </w:rPr>
-              <w:t xml:space="preserve">Write the whole-number problem. How many trays?</w:t>
-            </w:r>
-            <w:r>
-              <w:rPr>
-                <w:rFonts w:ascii="Avenir Next" w:hAnsi="Avenir Next" w:cs="Avenir Next" w:eastAsia="Avenir Next"/>
-                <w:color w:val="1A1A1A"/>
-                <w:sz w:val="20"/>
-                <w:szCs w:val="20"/>
-              </w:rPr>
-              <w:t xml:space="preserve">  </w:t>
-            </w:r>
-            <w:r>
-              <w:rPr>
-                <w:rFonts w:ascii="Avenir Next" w:hAnsi="Avenir Next" w:cs="Avenir Next" w:eastAsia="Avenir Next"/>
-                <w:color w:val="1A1A1A"/>
-                <w:sz w:val="20"/>
-                <w:szCs w:val="20"/>
                 <w:u w:val="single"/>
               </w:rPr>
               <w:t xml:space="preserve">                      </w:t>
@@ -1377,7 +1381,7 @@
           </w:p>
           <w:p>
             <w:pPr>
-              <w:spacing w:before="0" w:after="0" w:line="60" w:lineRule="auto"/>
+              <w:spacing w:before="0" w:after="0" w:line="50" w:lineRule="exact"/>
             </w:pPr>
           </w:p>
           <w:tbl>
@@ -1435,7 +1439,7 @@
           </w:tbl>
           <w:p>
             <w:pPr>
-              <w:spacing w:before="0" w:after="0" w:line="24" w:lineRule="auto"/>
+              <w:spacing w:before="0" w:after="0" w:line="50" w:lineRule="exact"/>
             </w:pPr>
           </w:p>
         </w:tc>
@@ -1443,12 +1447,12 @@
     </w:tbl>
     <w:p>
       <w:pPr>
-        <w:spacing w:before="0" w:after="0" w:line="20" w:lineRule="exact"/>
+        <w:spacing w:before="0" w:after="0" w:line="50" w:lineRule="exact"/>
       </w:pPr>
     </w:p>
     <w:p>
       <w:pPr>
-        <w:spacing w:before="0" w:after="0" w:line="20" w:lineRule="exact"/>
+        <w:spacing w:before="0" w:after="0" w:line="50" w:lineRule="exact"/>
       </w:pPr>
     </w:p>
     <w:tbl>
@@ -1499,18 +1503,18 @@
                 <w:rFonts w:ascii="Avenir Next" w:hAnsi="Avenir Next" w:cs="Avenir Next" w:eastAsia="Avenir Next"/>
                 <w:b/>
                 <w:color w:val="1A1A1A"/>
+                <w:sz w:val="22"/>
+                <w:szCs w:val="20"/>
+              </w:rPr>
+              <w:t xml:space="preserve">3.</w:t>
+            </w:r>
+            <w:r>
+              <w:rPr>
+                <w:rFonts w:ascii="Avenir Next" w:hAnsi="Avenir Next" w:cs="Avenir Next" w:eastAsia="Avenir Next"/>
+                <w:color w:val="1A1A1A"/>
                 <w:sz w:val="20"/>
                 <w:szCs w:val="20"/>
               </w:rPr>
-              <w:t xml:space="preserve">3.</w:t>
-            </w:r>
-            <w:r>
-              <w:rPr>
-                <w:rFonts w:ascii="Avenir Next" w:hAnsi="Avenir Next" w:cs="Avenir Next" w:eastAsia="Avenir Next"/>
-                <w:color w:val="1A1A1A"/>
-                <w:sz w:val="20"/>
-                <w:szCs w:val="20"/>
-              </w:rPr>
               <w:tab/>
             </w:r>
             <w:r>
@@ -1518,7 +1522,7 @@
                 <w:rFonts w:ascii="Avenir Next" w:hAnsi="Avenir Next" w:cs="Avenir Next" w:eastAsia="Avenir Next"/>
                 <w:b/>
                 <w:color w:val="1A1A1A"/>
-                <w:sz w:val="20"/>
+                <w:sz w:val="22"/>
                 <w:szCs w:val="20"/>
               </w:rPr>
               <w:t xml:space="preserve">Paint Cans.  </w:t>
@@ -1527,7 +1531,7 @@
               <w:rPr>
                 <w:rFonts w:ascii="Avenir Next" w:hAnsi="Avenir Next" w:cs="Avenir Next" w:eastAsia="Avenir Next"/>
                 <w:color w:val="1A1A1A"/>
-                <w:sz w:val="20"/>
+                <w:sz w:val="22"/>
                 <w:szCs w:val="20"/>
               </w:rPr>
               <w:t xml:space="preserve">A painter fills 1.1-liter cans from 14.3 liters of paint. How many cans are filled?</w:t>
@@ -1544,7 +1548,7 @@
                 <w:rFonts w:ascii="Avenir Next" w:hAnsi="Avenir Next" w:cs="Avenir Next" w:eastAsia="Avenir Next"/>
                 <w:b/>
                 <w:color w:val="003A70"/>
-                <w:sz w:val="17"/>
+                <w:sz w:val="22"/>
                 <w:szCs w:val="17"/>
               </w:rPr>
               <w:t xml:space="preserve">Hint  </w:t>
@@ -1554,7 +1558,7 @@
                 <w:rFonts w:ascii="Avenir Next" w:hAnsi="Avenir Next" w:cs="Avenir Next" w:eastAsia="Avenir Next"/>
                 <w:i/>
                 <w:color w:val="5A5F66"/>
-                <w:sz w:val="17"/>
+                <w:sz w:val="22"/>
                 <w:szCs w:val="17"/>
               </w:rPr>
               <w:t xml:space="preserve">Multiply both numbers by 10.</w:t>
@@ -1562,7 +1566,7 @@
           </w:p>
           <w:p>
             <w:pPr>
-              <w:spacing w:before="0" w:after="0" w:line="60" w:lineRule="auto"/>
+              <w:spacing w:before="0" w:after="0" w:line="50" w:lineRule="exact"/>
             </w:pPr>
           </w:p>
           <w:tbl>
@@ -1631,25 +1635,25 @@
                 <w:rFonts w:ascii="Avenir Next" w:hAnsi="Avenir Next" w:cs="Avenir Next" w:eastAsia="Avenir Next"/>
                 <w:b/>
                 <w:color w:val="1A1A1A"/>
+                <w:sz w:val="22"/>
+                <w:szCs w:val="18"/>
+              </w:rPr>
+              <w:t xml:space="preserve">Answer</w:t>
+            </w:r>
+            <w:r>
+              <w:rPr>
+                <w:rFonts w:ascii="Avenir Next" w:hAnsi="Avenir Next" w:cs="Avenir Next" w:eastAsia="Avenir Next"/>
+                <w:color w:val="1A1A1A"/>
                 <w:sz w:val="18"/>
                 <w:szCs w:val="18"/>
               </w:rPr>
-              <w:t xml:space="preserve">Answer</w:t>
-            </w:r>
-            <w:r>
-              <w:rPr>
-                <w:rFonts w:ascii="Avenir Next" w:hAnsi="Avenir Next" w:cs="Avenir Next" w:eastAsia="Avenir Next"/>
-                <w:color w:val="1A1A1A"/>
-                <w:sz w:val="18"/>
-                <w:szCs w:val="18"/>
-              </w:rPr>
               <w:tab/>
             </w:r>
             <w:r>
               <w:rPr>
                 <w:rFonts w:ascii="Avenir Next" w:hAnsi="Avenir Next" w:cs="Avenir Next" w:eastAsia="Avenir Next"/>
                 <w:color w:val="1A1A1A"/>
-                <w:sz w:val="18"/>
+                <w:sz w:val="22"/>
                 <w:szCs w:val="18"/>
               </w:rPr>
               <w:t xml:space="preserve">  cans</w:t>
@@ -1675,18 +1679,18 @@
                 <w:rFonts w:ascii="Avenir Next" w:hAnsi="Avenir Next" w:cs="Avenir Next" w:eastAsia="Avenir Next"/>
                 <w:b/>
                 <w:color w:val="1A1A1A"/>
+                <w:sz w:val="22"/>
+                <w:szCs w:val="20"/>
+              </w:rPr>
+              <w:t xml:space="preserve">4.</w:t>
+            </w:r>
+            <w:r>
+              <w:rPr>
+                <w:rFonts w:ascii="Avenir Next" w:hAnsi="Avenir Next" w:cs="Avenir Next" w:eastAsia="Avenir Next"/>
+                <w:color w:val="1A1A1A"/>
                 <w:sz w:val="20"/>
                 <w:szCs w:val="20"/>
               </w:rPr>
-              <w:t xml:space="preserve">4.</w:t>
-            </w:r>
-            <w:r>
-              <w:rPr>
-                <w:rFonts w:ascii="Avenir Next" w:hAnsi="Avenir Next" w:cs="Avenir Next" w:eastAsia="Avenir Next"/>
-                <w:color w:val="1A1A1A"/>
-                <w:sz w:val="20"/>
-                <w:szCs w:val="20"/>
-              </w:rPr>
               <w:tab/>
             </w:r>
             <w:r>
@@ -1694,7 +1698,7 @@
                 <w:rFonts w:ascii="Avenir Next" w:hAnsi="Avenir Next" w:cs="Avenir Next" w:eastAsia="Avenir Next"/>
                 <w:b/>
                 <w:color w:val="1A1A1A"/>
-                <w:sz w:val="20"/>
+                <w:sz w:val="22"/>
                 <w:szCs w:val="20"/>
               </w:rPr>
               <w:t xml:space="preserve">One-Sided Slide.  </w:t>
@@ -1703,7 +1707,7 @@
               <w:rPr>
                 <w:rFonts w:ascii="Avenir Next" w:hAnsi="Avenir Next" w:cs="Avenir Next" w:eastAsia="Avenir Next"/>
                 <w:color w:val="1A1A1A"/>
-                <w:sz w:val="20"/>
+                <w:sz w:val="22"/>
                 <w:szCs w:val="20"/>
               </w:rPr>
               <w:t xml:space="preserve">For 7.2 ÷ 0.9, Theo divided 7.2 by 9. What did his shortcut do to the quotient? Find the correct answer.</w:t>
@@ -1720,7 +1724,7 @@
                 <w:rFonts w:ascii="Avenir Next" w:hAnsi="Avenir Next" w:cs="Avenir Next" w:eastAsia="Avenir Next"/>
                 <w:b/>
                 <w:color w:val="003A70"/>
-                <w:sz w:val="17"/>
+                <w:sz w:val="22"/>
                 <w:szCs w:val="17"/>
               </w:rPr>
               <w:t xml:space="preserve">Hint  </w:t>
@@ -1730,7 +1734,7 @@
                 <w:rFonts w:ascii="Avenir Next" w:hAnsi="Avenir Next" w:cs="Avenir Next" w:eastAsia="Avenir Next"/>
                 <w:i/>
                 <w:color w:val="5A5F66"/>
-                <w:sz w:val="17"/>
+                <w:sz w:val="22"/>
                 <w:szCs w:val="17"/>
               </w:rPr>
               <w:t xml:space="preserve">Did Theo multiply both numbers by 10?</w:t>
@@ -1738,7 +1742,7 @@
           </w:p>
           <w:p>
             <w:pPr>
-              <w:spacing w:before="0" w:after="0" w:line="60" w:lineRule="auto"/>
+              <w:spacing w:before="0" w:after="0" w:line="50" w:lineRule="exact"/>
             </w:pPr>
           </w:p>
           <w:tbl>
@@ -1807,7 +1811,7 @@
                 <w:rFonts w:ascii="Avenir Next" w:hAnsi="Avenir Next" w:cs="Avenir Next" w:eastAsia="Avenir Next"/>
                 <w:b/>
                 <w:color w:val="1A1A1A"/>
-                <w:sz w:val="18"/>
+                <w:sz w:val="22"/>
                 <w:szCs w:val="18"/>
               </w:rPr>
               <w:t xml:space="preserve">Quotient</w:t>
@@ -1827,12 +1831,12 @@
     </w:tbl>
     <w:p>
       <w:pPr>
-        <w:spacing w:before="0" w:after="0" w:line="20" w:lineRule="exact"/>
+        <w:spacing w:before="0" w:after="0" w:line="50" w:lineRule="exact"/>
       </w:pPr>
     </w:p>
     <w:p>
       <w:pPr>
-        <w:spacing w:before="0" w:after="0" w:line="20" w:lineRule="exact"/>
+        <w:spacing w:before="0" w:after="0" w:line="50" w:lineRule="exact"/>
       </w:pPr>
     </w:p>
     <w:tbl>
@@ -1883,18 +1887,18 @@
                 <w:rFonts w:ascii="Avenir Next" w:hAnsi="Avenir Next" w:cs="Avenir Next" w:eastAsia="Avenir Next"/>
                 <w:b/>
                 <w:color w:val="1A1A1A"/>
+                <w:sz w:val="22"/>
+                <w:szCs w:val="20"/>
+              </w:rPr>
+              <w:t xml:space="preserve">5.</w:t>
+            </w:r>
+            <w:r>
+              <w:rPr>
+                <w:rFonts w:ascii="Avenir Next" w:hAnsi="Avenir Next" w:cs="Avenir Next" w:eastAsia="Avenir Next"/>
+                <w:color w:val="1A1A1A"/>
                 <w:sz w:val="20"/>
                 <w:szCs w:val="20"/>
               </w:rPr>
-              <w:t xml:space="preserve">5.</w:t>
-            </w:r>
-            <w:r>
-              <w:rPr>
-                <w:rFonts w:ascii="Avenir Next" w:hAnsi="Avenir Next" w:cs="Avenir Next" w:eastAsia="Avenir Next"/>
-                <w:color w:val="1A1A1A"/>
-                <w:sz w:val="20"/>
-                <w:szCs w:val="20"/>
-              </w:rPr>
               <w:tab/>
             </w:r>
             <w:r>
@@ -1902,7 +1906,7 @@
                 <w:rFonts w:ascii="Avenir Next" w:hAnsi="Avenir Next" w:cs="Avenir Next" w:eastAsia="Avenir Next"/>
                 <w:b/>
                 <w:color w:val="1A1A1A"/>
-                <w:sz w:val="20"/>
+                <w:sz w:val="22"/>
                 <w:szCs w:val="20"/>
               </w:rPr>
               <w:t xml:space="preserve">Bagging Rice.  </w:t>
@@ -1911,7 +1915,7 @@
               <w:rPr>
                 <w:rFonts w:ascii="Avenir Next" w:hAnsi="Avenir Next" w:cs="Avenir Next" w:eastAsia="Avenir Next"/>
                 <w:color w:val="1A1A1A"/>
-                <w:sz w:val="20"/>
+                <w:sz w:val="22"/>
                 <w:szCs w:val="20"/>
               </w:rPr>
               <w:t xml:space="preserve">A store packs 30.6 kg of rice into bags that hold 1.8 kg each. How many bags?</w:t>
@@ -1919,7 +1923,7 @@
           </w:p>
           <w:p>
             <w:pPr>
-              <w:spacing w:before="0" w:after="0" w:line="60" w:lineRule="auto"/>
+              <w:spacing w:before="0" w:after="0" w:line="50" w:lineRule="exact"/>
             </w:pPr>
           </w:p>
           <w:tbl>
@@ -1988,25 +1992,25 @@
                 <w:rFonts w:ascii="Avenir Next" w:hAnsi="Avenir Next" w:cs="Avenir Next" w:eastAsia="Avenir Next"/>
                 <w:b/>
                 <w:color w:val="1A1A1A"/>
+                <w:sz w:val="22"/>
+                <w:szCs w:val="18"/>
+              </w:rPr>
+              <w:t xml:space="preserve">Answer</w:t>
+            </w:r>
+            <w:r>
+              <w:rPr>
+                <w:rFonts w:ascii="Avenir Next" w:hAnsi="Avenir Next" w:cs="Avenir Next" w:eastAsia="Avenir Next"/>
+                <w:color w:val="1A1A1A"/>
                 <w:sz w:val="18"/>
                 <w:szCs w:val="18"/>
               </w:rPr>
-              <w:t xml:space="preserve">Answer</w:t>
-            </w:r>
-            <w:r>
-              <w:rPr>
-                <w:rFonts w:ascii="Avenir Next" w:hAnsi="Avenir Next" w:cs="Avenir Next" w:eastAsia="Avenir Next"/>
-                <w:color w:val="1A1A1A"/>
-                <w:sz w:val="18"/>
-                <w:szCs w:val="18"/>
-              </w:rPr>
               <w:tab/>
             </w:r>
             <w:r>
               <w:rPr>
                 <w:rFonts w:ascii="Avenir Next" w:hAnsi="Avenir Next" w:cs="Avenir Next" w:eastAsia="Avenir Next"/>
                 <w:color w:val="1A1A1A"/>
-                <w:sz w:val="18"/>
+                <w:sz w:val="22"/>
                 <w:szCs w:val="18"/>
               </w:rPr>
               <w:t xml:space="preserve">  bags</w:t>
@@ -2032,18 +2036,18 @@
                 <w:rFonts w:ascii="Avenir Next" w:hAnsi="Avenir Next" w:cs="Avenir Next" w:eastAsia="Avenir Next"/>
                 <w:b/>
                 <w:color w:val="1A1A1A"/>
+                <w:sz w:val="22"/>
+                <w:szCs w:val="20"/>
+              </w:rPr>
+              <w:t xml:space="preserve">6.</w:t>
+            </w:r>
+            <w:r>
+              <w:rPr>
+                <w:rFonts w:ascii="Avenir Next" w:hAnsi="Avenir Next" w:cs="Avenir Next" w:eastAsia="Avenir Next"/>
+                <w:color w:val="1A1A1A"/>
                 <w:sz w:val="20"/>
                 <w:szCs w:val="20"/>
               </w:rPr>
-              <w:t xml:space="preserve">6.</w:t>
-            </w:r>
-            <w:r>
-              <w:rPr>
-                <w:rFonts w:ascii="Avenir Next" w:hAnsi="Avenir Next" w:cs="Avenir Next" w:eastAsia="Avenir Next"/>
-                <w:color w:val="1A1A1A"/>
-                <w:sz w:val="20"/>
-                <w:szCs w:val="20"/>
-              </w:rPr>
               <w:tab/>
             </w:r>
             <w:r>
@@ -2051,7 +2055,7 @@
                 <w:rFonts w:ascii="Avenir Next" w:hAnsi="Avenir Next" w:cs="Avenir Next" w:eastAsia="Avenir Next"/>
                 <w:b/>
                 <w:color w:val="1A1A1A"/>
-                <w:sz w:val="20"/>
+                <w:sz w:val="22"/>
                 <w:szCs w:val="20"/>
               </w:rPr>
               <w:t xml:space="preserve">Kite Tails.  </w:t>
@@ -2060,7 +2064,7 @@
               <w:rPr>
                 <w:rFonts w:ascii="Avenir Next" w:hAnsi="Avenir Next" w:cs="Avenir Next" w:eastAsia="Avenir Next"/>
                 <w:color w:val="1A1A1A"/>
-                <w:sz w:val="20"/>
+                <w:sz w:val="22"/>
                 <w:szCs w:val="20"/>
               </w:rPr>
               <w:t xml:space="preserve">A spool holds 11.2 m of string. Each kite tail uses 0.8 m. How many tails?</w:t>
@@ -2068,7 +2072,7 @@
           </w:p>
           <w:p>
             <w:pPr>
-              <w:spacing w:before="0" w:after="0" w:line="60" w:lineRule="auto"/>
+              <w:spacing w:before="0" w:after="0" w:line="50" w:lineRule="exact"/>
             </w:pPr>
           </w:p>
           <w:tbl>
@@ -2137,25 +2141,25 @@
                 <w:rFonts w:ascii="Avenir Next" w:hAnsi="Avenir Next" w:cs="Avenir Next" w:eastAsia="Avenir Next"/>
                 <w:b/>
                 <w:color w:val="1A1A1A"/>
+                <w:sz w:val="22"/>
+                <w:szCs w:val="18"/>
+              </w:rPr>
+              <w:t xml:space="preserve">Answer</w:t>
+            </w:r>
+            <w:r>
+              <w:rPr>
+                <w:rFonts w:ascii="Avenir Next" w:hAnsi="Avenir Next" w:cs="Avenir Next" w:eastAsia="Avenir Next"/>
+                <w:color w:val="1A1A1A"/>
                 <w:sz w:val="18"/>
                 <w:szCs w:val="18"/>
               </w:rPr>
-              <w:t xml:space="preserve">Answer</w:t>
-            </w:r>
-            <w:r>
-              <w:rPr>
-                <w:rFonts w:ascii="Avenir Next" w:hAnsi="Avenir Next" w:cs="Avenir Next" w:eastAsia="Avenir Next"/>
-                <w:color w:val="1A1A1A"/>
-                <w:sz w:val="18"/>
-                <w:szCs w:val="18"/>
-              </w:rPr>
               <w:tab/>
             </w:r>
             <w:r>
               <w:rPr>
                 <w:rFonts w:ascii="Avenir Next" w:hAnsi="Avenir Next" w:cs="Avenir Next" w:eastAsia="Avenir Next"/>
                 <w:color w:val="1A1A1A"/>
-                <w:sz w:val="18"/>
+                <w:sz w:val="22"/>
                 <w:szCs w:val="18"/>
               </w:rPr>
               <w:t xml:space="preserve">  tails</w:t>
@@ -2166,12 +2170,12 @@
     </w:tbl>
     <w:p>
       <w:pPr>
-        <w:spacing w:before="0" w:after="0" w:line="20" w:lineRule="exact"/>
+        <w:spacing w:before="0" w:after="0" w:line="50" w:lineRule="exact"/>
       </w:pPr>
     </w:p>
     <w:p>
       <w:pPr>
-        <w:spacing w:before="0" w:after="0" w:line="20" w:lineRule="exact"/>
+        <w:spacing w:before="0" w:after="0" w:line="50" w:lineRule="exact"/>
       </w:pPr>
     </w:p>
     <w:tbl>
@@ -2221,18 +2225,18 @@
                 <w:rFonts w:ascii="Avenir Next" w:hAnsi="Avenir Next" w:cs="Avenir Next" w:eastAsia="Avenir Next"/>
                 <w:b/>
                 <w:color w:val="1A1A1A"/>
+                <w:sz w:val="22"/>
+                <w:szCs w:val="20"/>
+              </w:rPr>
+              <w:t xml:space="preserve">7.</w:t>
+            </w:r>
+            <w:r>
+              <w:rPr>
+                <w:rFonts w:ascii="Avenir Next" w:hAnsi="Avenir Next" w:cs="Avenir Next" w:eastAsia="Avenir Next"/>
+                <w:color w:val="1A1A1A"/>
                 <w:sz w:val="20"/>
                 <w:szCs w:val="20"/>
               </w:rPr>
-              <w:t xml:space="preserve">7.</w:t>
-            </w:r>
-            <w:r>
-              <w:rPr>
-                <w:rFonts w:ascii="Avenir Next" w:hAnsi="Avenir Next" w:cs="Avenir Next" w:eastAsia="Avenir Next"/>
-                <w:color w:val="1A1A1A"/>
-                <w:sz w:val="20"/>
-                <w:szCs w:val="20"/>
-              </w:rPr>
               <w:tab/>
             </w:r>
             <w:r>
@@ -2240,7 +2244,7 @@
                 <w:rFonts w:ascii="Avenir Next" w:hAnsi="Avenir Next" w:cs="Avenir Next" w:eastAsia="Avenir Next"/>
                 <w:b/>
                 <w:color w:val="1A1A1A"/>
-                <w:sz w:val="20"/>
+                <w:sz w:val="22"/>
                 <w:szCs w:val="20"/>
               </w:rPr>
               <w:t xml:space="preserve">Too Few Slides.  </w:t>
@@ -2249,7 +2253,7 @@
               <w:rPr>
                 <w:rFonts w:ascii="Avenir Next" w:hAnsi="Avenir Next" w:cs="Avenir Next" w:eastAsia="Avenir Next"/>
                 <w:color w:val="1A1A1A"/>
-                <w:sz w:val="20"/>
+                <w:sz w:val="22"/>
                 <w:szCs w:val="20"/>
               </w:rPr>
               <w:t xml:space="preserve">For 4.2 ÷ 0.12, Mei moved the divisor’s point two places but the dividend’s point one place: 42 ÷ 12. Explain her mistake and find the correct quotient.</w:t>
@@ -2266,7 +2270,7 @@
                 <w:rFonts w:ascii="Avenir Next" w:hAnsi="Avenir Next" w:cs="Avenir Next" w:eastAsia="Avenir Next"/>
                 <w:b/>
                 <w:color w:val="003A70"/>
-                <w:sz w:val="17"/>
+                <w:sz w:val="22"/>
                 <w:szCs w:val="17"/>
               </w:rPr>
               <w:t xml:space="preserve">Hint  </w:t>
@@ -2276,7 +2280,7 @@
                 <w:rFonts w:ascii="Avenir Next" w:hAnsi="Avenir Next" w:cs="Avenir Next" w:eastAsia="Avenir Next"/>
                 <w:i/>
                 <w:color w:val="5A5F66"/>
-                <w:sz w:val="17"/>
+                <w:sz w:val="22"/>
                 <w:szCs w:val="17"/>
               </w:rPr>
               <w:t xml:space="preserve">0.12 has two decimal places, so multiply both by 100.</w:t>
@@ -2284,7 +2288,7 @@
           </w:p>
           <w:p>
             <w:pPr>
-              <w:spacing w:before="0" w:after="0" w:line="60" w:lineRule="auto"/>
+              <w:spacing w:before="0" w:after="0" w:line="50" w:lineRule="exact"/>
             </w:pPr>
           </w:p>
           <w:tbl>
@@ -2353,7 +2357,7 @@
                 <w:rFonts w:ascii="Avenir Next" w:hAnsi="Avenir Next" w:cs="Avenir Next" w:eastAsia="Avenir Next"/>
                 <w:b/>
                 <w:color w:val="1A1A1A"/>
-                <w:sz w:val="18"/>
+                <w:sz w:val="22"/>
                 <w:szCs w:val="18"/>
               </w:rPr>
               <w:t xml:space="preserve">Quotient</w:t>
@@ -2373,12 +2377,12 @@
     </w:tbl>
     <w:p>
       <w:pPr>
-        <w:spacing w:before="0" w:after="0" w:line="20" w:lineRule="exact"/>
+        <w:spacing w:before="0" w:after="0" w:line="50" w:lineRule="exact"/>
       </w:pPr>
     </w:p>
     <w:p>
       <w:pPr>
-        <w:spacing w:before="0" w:after="0" w:line="20" w:lineRule="exact"/>
+        <w:spacing w:before="0" w:after="0" w:line="50" w:lineRule="exact"/>
       </w:pPr>
     </w:p>
     <w:tbl>
@@ -2428,18 +2432,18 @@
                 <w:rFonts w:ascii="Avenir Next" w:hAnsi="Avenir Next" w:cs="Avenir Next" w:eastAsia="Avenir Next"/>
                 <w:b/>
                 <w:color w:val="1A1A1A"/>
+                <w:sz w:val="22"/>
+                <w:szCs w:val="20"/>
+              </w:rPr>
+              <w:t xml:space="preserve">8.</w:t>
+            </w:r>
+            <w:r>
+              <w:rPr>
+                <w:rFonts w:ascii="Avenir Next" w:hAnsi="Avenir Next" w:cs="Avenir Next" w:eastAsia="Avenir Next"/>
+                <w:color w:val="1A1A1A"/>
                 <w:sz w:val="20"/>
                 <w:szCs w:val="20"/>
               </w:rPr>
-              <w:t xml:space="preserve">8.</w:t>
-            </w:r>
-            <w:r>
-              <w:rPr>
-                <w:rFonts w:ascii="Avenir Next" w:hAnsi="Avenir Next" w:cs="Avenir Next" w:eastAsia="Avenir Next"/>
-                <w:color w:val="1A1A1A"/>
-                <w:sz w:val="20"/>
-                <w:szCs w:val="20"/>
-              </w:rPr>
               <w:tab/>
             </w:r>
             <w:r>
@@ -2447,7 +2451,7 @@
                 <w:rFonts w:ascii="Avenir Next" w:hAnsi="Avenir Next" w:cs="Avenir Next" w:eastAsia="Avenir Next"/>
                 <w:b/>
                 <w:color w:val="1A1A1A"/>
-                <w:sz w:val="20"/>
+                <w:sz w:val="22"/>
                 <w:szCs w:val="20"/>
               </w:rPr>
               <w:t xml:space="preserve">Paint Coverage.  </w:t>
@@ -2456,7 +2460,7 @@
               <w:rPr>
                 <w:rFonts w:ascii="Avenir Next" w:hAnsi="Avenir Next" w:cs="Avenir Next" w:eastAsia="Avenir Next"/>
                 <w:color w:val="1A1A1A"/>
-                <w:sz w:val="20"/>
+                <w:sz w:val="22"/>
                 <w:szCs w:val="20"/>
               </w:rPr>
               <w:t xml:space="preserve">A painter has 16.8 liters of paint. Each door takes 0.8 liter.</w:t>
@@ -2473,7 +2477,7 @@
                 <w:rFonts w:ascii="Avenir Next" w:hAnsi="Avenir Next" w:cs="Avenir Next" w:eastAsia="Avenir Next"/>
                 <w:b/>
                 <w:color w:val="003A70"/>
-                <w:sz w:val="17"/>
+                <w:sz w:val="22"/>
                 <w:szCs w:val="17"/>
               </w:rPr>
               <w:t xml:space="preserve">Hint  </w:t>
@@ -2483,7 +2487,7 @@
                 <w:rFonts w:ascii="Avenir Next" w:hAnsi="Avenir Next" w:cs="Avenir Next" w:eastAsia="Avenir Next"/>
                 <w:i/>
                 <w:color w:val="5A5F66"/>
-                <w:sz w:val="17"/>
+                <w:sz w:val="22"/>
                 <w:szCs w:val="17"/>
               </w:rPr>
               <w:t xml:space="preserve">Bigger amount per door means fewer doors.</w:t>
@@ -2503,10 +2507,28 @@
                 <w:rFonts w:ascii="Avenir Next" w:hAnsi="Avenir Next" w:cs="Avenir Next" w:eastAsia="Avenir Next"/>
                 <w:b/>
                 <w:color w:val="003A70"/>
+                <w:sz w:val="22"/>
+                <w:szCs w:val="20"/>
+              </w:rPr>
+              <w:t xml:space="preserve">a.</w:t>
+            </w:r>
+            <w:r>
+              <w:rPr>
+                <w:rFonts w:ascii="Avenir Next" w:hAnsi="Avenir Next" w:cs="Avenir Next" w:eastAsia="Avenir Next"/>
+                <w:color w:val="1A1A1A"/>
                 <w:sz w:val="20"/>
                 <w:szCs w:val="20"/>
               </w:rPr>
-              <w:t xml:space="preserve">a.</w:t>
+              <w:tab/>
+            </w:r>
+            <w:r>
+              <w:rPr>
+                <w:rFonts w:ascii="Avenir Next" w:hAnsi="Avenir Next" w:cs="Avenir Next" w:eastAsia="Avenir Next"/>
+                <w:color w:val="1A1A1A"/>
+                <w:sz w:val="22"/>
+                <w:szCs w:val="20"/>
+              </w:rPr>
+              <w:t xml:space="preserve">How many doors can the painter cover?</w:t>
             </w:r>
             <w:r>
               <w:rPr>
@@ -2515,7 +2537,7 @@
                 <w:sz w:val="20"/>
                 <w:szCs w:val="20"/>
               </w:rPr>
-              <w:tab/>
+              <w:t xml:space="preserve">  </w:t>
             </w:r>
             <w:r>
               <w:rPr>
@@ -2523,24 +2545,6 @@
                 <w:color w:val="1A1A1A"/>
                 <w:sz w:val="20"/>
                 <w:szCs w:val="20"/>
-              </w:rPr>
-              <w:t xml:space="preserve">How many doors can the painter cover?</w:t>
-            </w:r>
-            <w:r>
-              <w:rPr>
-                <w:rFonts w:ascii="Avenir Next" w:hAnsi="Avenir Next" w:cs="Avenir Next" w:eastAsia="Avenir Next"/>
-                <w:color w:val="1A1A1A"/>
-                <w:sz w:val="20"/>
-                <w:szCs w:val="20"/>
-              </w:rPr>
-              <w:t xml:space="preserve">  </w:t>
-            </w:r>
-            <w:r>
-              <w:rPr>
-                <w:rFonts w:ascii="Avenir Next" w:hAnsi="Avenir Next" w:cs="Avenir Next" w:eastAsia="Avenir Next"/>
-                <w:color w:val="1A1A1A"/>
-                <w:sz w:val="20"/>
-                <w:szCs w:val="20"/>
                 <w:u w:val="single"/>
               </w:rPr>
               <w:t xml:space="preserve">                </w:t>
@@ -2549,7 +2553,7 @@
               <w:rPr>
                 <w:rFonts w:ascii="Avenir Next" w:hAnsi="Avenir Next" w:cs="Avenir Next" w:eastAsia="Avenir Next"/>
                 <w:color w:val="1A1A1A"/>
-                <w:sz w:val="20"/>
+                <w:sz w:val="22"/>
                 <w:szCs w:val="20"/>
               </w:rPr>
               <w:t xml:space="preserve"> doors</w:t>
@@ -2569,10 +2573,28 @@
                 <w:rFonts w:ascii="Avenir Next" w:hAnsi="Avenir Next" w:cs="Avenir Next" w:eastAsia="Avenir Next"/>
                 <w:b/>
                 <w:color w:val="003A70"/>
+                <w:sz w:val="22"/>
+                <w:szCs w:val="20"/>
+              </w:rPr>
+              <w:t xml:space="preserve">b.</w:t>
+            </w:r>
+            <w:r>
+              <w:rPr>
+                <w:rFonts w:ascii="Avenir Next" w:hAnsi="Avenir Next" w:cs="Avenir Next" w:eastAsia="Avenir Next"/>
+                <w:color w:val="1A1A1A"/>
                 <w:sz w:val="20"/>
                 <w:szCs w:val="20"/>
               </w:rPr>
-              <w:t xml:space="preserve">b.</w:t>
+              <w:tab/>
+            </w:r>
+            <w:r>
+              <w:rPr>
+                <w:rFonts w:ascii="Avenir Next" w:hAnsi="Avenir Next" w:cs="Avenir Next" w:eastAsia="Avenir Next"/>
+                <w:color w:val="1A1A1A"/>
+                <w:sz w:val="22"/>
+                <w:szCs w:val="20"/>
+              </w:rPr>
+              <w:t xml:space="preserve">If each door took 1.2 liters, how many doors?</w:t>
             </w:r>
             <w:r>
               <w:rPr>
@@ -2581,7 +2603,7 @@
                 <w:sz w:val="20"/>
                 <w:szCs w:val="20"/>
               </w:rPr>
-              <w:tab/>
+              <w:t xml:space="preserve">  </w:t>
             </w:r>
             <w:r>
               <w:rPr>
@@ -2589,24 +2611,6 @@
                 <w:color w:val="1A1A1A"/>
                 <w:sz w:val="20"/>
                 <w:szCs w:val="20"/>
-              </w:rPr>
-              <w:t xml:space="preserve">If each door took 1.2 liters, how many doors?</w:t>
-            </w:r>
-            <w:r>
-              <w:rPr>
-                <w:rFonts w:ascii="Avenir Next" w:hAnsi="Avenir Next" w:cs="Avenir Next" w:eastAsia="Avenir Next"/>
-                <w:color w:val="1A1A1A"/>
-                <w:sz w:val="20"/>
-                <w:szCs w:val="20"/>
-              </w:rPr>
-              <w:t xml:space="preserve">  </w:t>
-            </w:r>
-            <w:r>
-              <w:rPr>
-                <w:rFonts w:ascii="Avenir Next" w:hAnsi="Avenir Next" w:cs="Avenir Next" w:eastAsia="Avenir Next"/>
-                <w:color w:val="1A1A1A"/>
-                <w:sz w:val="20"/>
-                <w:szCs w:val="20"/>
                 <w:u w:val="single"/>
               </w:rPr>
               <w:t xml:space="preserve">                </w:t>
@@ -2615,7 +2619,7 @@
               <w:rPr>
                 <w:rFonts w:ascii="Avenir Next" w:hAnsi="Avenir Next" w:cs="Avenir Next" w:eastAsia="Avenir Next"/>
                 <w:color w:val="1A1A1A"/>
-                <w:sz w:val="20"/>
+                <w:sz w:val="22"/>
                 <w:szCs w:val="20"/>
               </w:rPr>
               <w:t xml:space="preserve"> doors</w:t>
@@ -2635,10 +2639,28 @@
                 <w:rFonts w:ascii="Avenir Next" w:hAnsi="Avenir Next" w:cs="Avenir Next" w:eastAsia="Avenir Next"/>
                 <w:b/>
                 <w:color w:val="003A70"/>
+                <w:sz w:val="22"/>
+                <w:szCs w:val="20"/>
+              </w:rPr>
+              <w:t xml:space="preserve">c.</w:t>
+            </w:r>
+            <w:r>
+              <w:rPr>
+                <w:rFonts w:ascii="Avenir Next" w:hAnsi="Avenir Next" w:cs="Avenir Next" w:eastAsia="Avenir Next"/>
+                <w:color w:val="1A1A1A"/>
                 <w:sz w:val="20"/>
                 <w:szCs w:val="20"/>
               </w:rPr>
-              <w:t xml:space="preserve">c.</w:t>
+              <w:tab/>
+            </w:r>
+            <w:r>
+              <w:rPr>
+                <w:rFonts w:ascii="Avenir Next" w:hAnsi="Avenir Next" w:cs="Avenir Next" w:eastAsia="Avenir Next"/>
+                <w:color w:val="1A1A1A"/>
+                <w:sz w:val="22"/>
+                <w:szCs w:val="20"/>
+              </w:rPr>
+              <w:t xml:space="preserve">Why does the number of doors drop?</w:t>
             </w:r>
             <w:r>
               <w:rPr>
@@ -2647,7 +2669,7 @@
                 <w:sz w:val="20"/>
                 <w:szCs w:val="20"/>
               </w:rPr>
-              <w:tab/>
+              <w:t xml:space="preserve">  </w:t>
             </w:r>
             <w:r>
               <w:rPr>
@@ -2655,24 +2677,6 @@
                 <w:color w:val="1A1A1A"/>
                 <w:sz w:val="20"/>
                 <w:szCs w:val="20"/>
-              </w:rPr>
-              <w:t xml:space="preserve">Why does the number of doors drop?</w:t>
-            </w:r>
-            <w:r>
-              <w:rPr>
-                <w:rFonts w:ascii="Avenir Next" w:hAnsi="Avenir Next" w:cs="Avenir Next" w:eastAsia="Avenir Next"/>
-                <w:color w:val="1A1A1A"/>
-                <w:sz w:val="20"/>
-                <w:szCs w:val="20"/>
-              </w:rPr>
-              <w:t xml:space="preserve">  </w:t>
-            </w:r>
-            <w:r>
-              <w:rPr>
-                <w:rFonts w:ascii="Avenir Next" w:hAnsi="Avenir Next" w:cs="Avenir Next" w:eastAsia="Avenir Next"/>
-                <w:color w:val="1A1A1A"/>
-                <w:sz w:val="20"/>
-                <w:szCs w:val="20"/>
                 <w:u w:val="single"/>
               </w:rPr>
               <w:t xml:space="preserve">                      </w:t>
@@ -2680,7 +2684,7 @@
           </w:p>
           <w:p>
             <w:pPr>
-              <w:spacing w:before="0" w:after="0" w:line="60" w:lineRule="auto"/>
+              <w:spacing w:before="0" w:after="0" w:line="50" w:lineRule="exact"/>
             </w:pPr>
           </w:p>
           <w:tbl>
@@ -2738,7 +2742,7 @@
           </w:tbl>
           <w:p>
             <w:pPr>
-              <w:spacing w:before="0" w:after="0" w:line="24" w:lineRule="auto"/>
+              <w:spacing w:before="0" w:after="0" w:line="50" w:lineRule="exact"/>
             </w:pPr>
           </w:p>
         </w:tc>
@@ -2746,11 +2750,12 @@
     </w:tbl>
     <w:p>
       <w:pPr>
-        <w:spacing w:before="0" w:after="0" w:line="20" w:lineRule="exact"/>
+        <w:spacing w:before="0" w:after="0" w:line="50" w:lineRule="exact"/>
       </w:pPr>
     </w:p>
     <w:p>
       <w:pPr>
+        <w:pStyle w:val="Heading2"/>
         <w:keepNext/>
         <w:pBdr>
           <w:bottom w:val="single" w:sz="8" w:space="3" w:color="003A70"/>
@@ -2766,7 +2771,7 @@
           <w:b/>
           <w:color w:val="003A70"/>
           <w:spacing w:val="14"/>
-          <w:sz w:val="19"/>
+          <w:sz w:val="22"/>
           <w:szCs w:val="19"/>
         </w:rPr>
         <w:t xml:space="preserve">FIND THE ERROR</w:t>
@@ -2785,7 +2790,7 @@
           <w:rFonts w:ascii="Avenir Next" w:hAnsi="Avenir Next" w:cs="Avenir Next" w:eastAsia="Avenir Next"/>
           <w:i/>
           <w:color w:val="5A5F66"/>
-          <w:sz w:val="17"/>
+          <w:sz w:val="22"/>
           <w:szCs w:val="17"/>
         </w:rPr>
         <w:t xml:space="preserve">explain the mistake, then fix it</w:t>
@@ -2793,7 +2798,7 @@
     </w:p>
     <w:p>
       <w:pPr>
-        <w:spacing w:before="0" w:after="0" w:line="20" w:lineRule="exact"/>
+        <w:spacing w:before="0" w:after="0" w:line="50" w:lineRule="exact"/>
       </w:pPr>
     </w:p>
     <w:tbl>
@@ -2843,18 +2848,18 @@
                 <w:rFonts w:ascii="Avenir Next" w:hAnsi="Avenir Next" w:cs="Avenir Next" w:eastAsia="Avenir Next"/>
                 <w:b/>
                 <w:color w:val="1A1A1A"/>
+                <w:sz w:val="22"/>
+                <w:szCs w:val="20"/>
+              </w:rPr>
+              <w:t xml:space="preserve">9.</w:t>
+            </w:r>
+            <w:r>
+              <w:rPr>
+                <w:rFonts w:ascii="Avenir Next" w:hAnsi="Avenir Next" w:cs="Avenir Next" w:eastAsia="Avenir Next"/>
+                <w:color w:val="1A1A1A"/>
                 <w:sz w:val="20"/>
                 <w:szCs w:val="20"/>
               </w:rPr>
-              <w:t xml:space="preserve">9.</w:t>
-            </w:r>
-            <w:r>
-              <w:rPr>
-                <w:rFonts w:ascii="Avenir Next" w:hAnsi="Avenir Next" w:cs="Avenir Next" w:eastAsia="Avenir Next"/>
-                <w:color w:val="1A1A1A"/>
-                <w:sz w:val="20"/>
-                <w:szCs w:val="20"/>
-              </w:rPr>
               <w:tab/>
             </w:r>
             <w:r>
@@ -2862,7 +2867,7 @@
                 <w:rFonts w:ascii="Avenir Next" w:hAnsi="Avenir Next" w:cs="Avenir Next" w:eastAsia="Avenir Next"/>
                 <w:b/>
                 <w:color w:val="1A1A1A"/>
-                <w:sz w:val="20"/>
+                <w:sz w:val="22"/>
                 <w:szCs w:val="20"/>
               </w:rPr>
               <w:t xml:space="preserve">Malik’s Work.  </w:t>
@@ -2871,7 +2876,7 @@
               <w:rPr>
                 <w:rFonts w:ascii="Avenir Next" w:hAnsi="Avenir Next" w:cs="Avenir Next" w:eastAsia="Avenir Next"/>
                 <w:color w:val="1A1A1A"/>
-                <w:sz w:val="20"/>
+                <w:sz w:val="22"/>
                 <w:szCs w:val="20"/>
               </w:rPr>
               <w:t xml:space="preserve">For 4.8 ÷ 0.6, Malik correctly rewrote the problem as 48 ÷ 6, then wrote his answer as 0.8. Explain the mistake and give the correct quotient.</w:t>
@@ -2917,7 +2922,7 @@
                 </w:tcPr>
                 <w:p>
                   <w:pPr>
-                    <w:spacing w:before="0" w:after="0" w:line="240" w:lineRule="auto"/>
+                    <w:spacing w:before="0" w:after="0" w:line="50" w:lineRule="exact"/>
                   </w:pPr>
                 </w:p>
               </w:tc>
@@ -2937,7 +2942,7 @@
                 </w:tcPr>
                 <w:p>
                   <w:pPr>
-                    <w:spacing w:before="0" w:after="0" w:line="240" w:lineRule="auto"/>
+                    <w:spacing w:before="0" w:after="0" w:line="50" w:lineRule="exact"/>
                   </w:pPr>
                 </w:p>
               </w:tc>
@@ -2957,7 +2962,7 @@
                 </w:tcPr>
                 <w:p>
                   <w:pPr>
-                    <w:spacing w:before="0" w:after="0" w:line="240" w:lineRule="auto"/>
+                    <w:spacing w:before="0" w:after="0" w:line="50" w:lineRule="exact"/>
                   </w:pPr>
                 </w:p>
               </w:tc>
@@ -2965,7 +2970,7 @@
           </w:tbl>
           <w:p>
             <w:pPr>
-              <w:spacing w:before="0" w:after="0" w:line="24" w:lineRule="auto"/>
+              <w:spacing w:before="0" w:after="0" w:line="50" w:lineRule="exact"/>
             </w:pPr>
           </w:p>
         </w:tc>
@@ -2973,11 +2978,12 @@
     </w:tbl>
     <w:p>
       <w:pPr>
-        <w:spacing w:before="0" w:after="0" w:line="20" w:lineRule="exact"/>
+        <w:spacing w:before="0" w:after="0" w:line="50" w:lineRule="exact"/>
       </w:pPr>
     </w:p>
     <w:p>
       <w:pPr>
+        <w:pStyle w:val="Heading2"/>
         <w:keepNext/>
         <w:pBdr>
           <w:bottom w:val="single" w:sz="8" w:space="3" w:color="003A70"/>
@@ -2993,7 +2999,7 @@
           <w:b/>
           <w:color w:val="003A70"/>
           <w:spacing w:val="14"/>
-          <w:sz w:val="19"/>
+          <w:sz w:val="22"/>
           <w:szCs w:val="19"/>
         </w:rPr>
         <w:t xml:space="preserve">TEST PRACTICE</w:t>
@@ -3012,7 +3018,7 @@
           <w:rFonts w:ascii="Avenir Next" w:hAnsi="Avenir Next" w:cs="Avenir Next" w:eastAsia="Avenir Next"/>
           <w:i/>
           <w:color w:val="5A5F66"/>
-          <w:sz w:val="17"/>
+          <w:sz w:val="22"/>
           <w:szCs w:val="17"/>
         </w:rPr>
         <w:t xml:space="preserve">choose the best answer</w:t>
@@ -3020,7 +3026,7 @@
     </w:p>
     <w:p>
       <w:pPr>
-        <w:spacing w:before="0" w:after="0" w:line="20" w:lineRule="exact"/>
+        <w:spacing w:before="0" w:after="0" w:line="50" w:lineRule="exact"/>
       </w:pPr>
     </w:p>
     <w:tbl>
@@ -3070,25 +3076,25 @@
                 <w:rFonts w:ascii="Avenir Next" w:hAnsi="Avenir Next" w:cs="Avenir Next" w:eastAsia="Avenir Next"/>
                 <w:b/>
                 <w:color w:val="1A1A1A"/>
+                <w:sz w:val="22"/>
+                <w:szCs w:val="20"/>
+              </w:rPr>
+              <w:t xml:space="preserve">10.</w:t>
+            </w:r>
+            <w:r>
+              <w:rPr>
+                <w:rFonts w:ascii="Avenir Next" w:hAnsi="Avenir Next" w:cs="Avenir Next" w:eastAsia="Avenir Next"/>
+                <w:color w:val="1A1A1A"/>
                 <w:sz w:val="20"/>
                 <w:szCs w:val="20"/>
               </w:rPr>
-              <w:t xml:space="preserve">10.</w:t>
-            </w:r>
-            <w:r>
-              <w:rPr>
-                <w:rFonts w:ascii="Avenir Next" w:hAnsi="Avenir Next" w:cs="Avenir Next" w:eastAsia="Avenir Next"/>
-                <w:color w:val="1A1A1A"/>
-                <w:sz w:val="20"/>
-                <w:szCs w:val="20"/>
-              </w:rPr>
               <w:tab/>
             </w:r>
             <w:r>
               <w:rPr>
                 <w:rFonts w:ascii="Avenir Next" w:hAnsi="Avenir Next" w:cs="Avenir Next" w:eastAsia="Avenir Next"/>
                 <w:color w:val="1A1A1A"/>
-                <w:sz w:val="20"/>
+                <w:sz w:val="22"/>
                 <w:szCs w:val="20"/>
               </w:rPr>
               <w:t xml:space="preserve">Find 4.5 ÷ 0.5.</w:t>
@@ -3144,7 +3150,7 @@
                       <w:rFonts w:ascii="Avenir Next" w:hAnsi="Avenir Next" w:cs="Avenir Next" w:eastAsia="Avenir Next"/>
                       <w:b/>
                       <w:color w:val="003A70"/>
-                      <w:sz w:val="19"/>
+                      <w:sz w:val="22"/>
                       <w:szCs w:val="19"/>
                     </w:rPr>
                     <w:t xml:space="preserve">A</w:t>
@@ -3162,7 +3168,7 @@
                     <w:rPr>
                       <w:rFonts w:ascii="Avenir Next" w:hAnsi="Avenir Next" w:cs="Avenir Next" w:eastAsia="Avenir Next"/>
                       <w:color w:val="1A1A1A"/>
-                      <w:sz w:val="19"/>
+                      <w:sz w:val="22"/>
                       <w:szCs w:val="19"/>
                     </w:rPr>
                     <w:t xml:space="preserve">0.9</w:t>
@@ -3187,7 +3193,7 @@
                       <w:rFonts w:ascii="Avenir Next" w:hAnsi="Avenir Next" w:cs="Avenir Next" w:eastAsia="Avenir Next"/>
                       <w:b/>
                       <w:color w:val="003A70"/>
-                      <w:sz w:val="19"/>
+                      <w:sz w:val="22"/>
                       <w:szCs w:val="19"/>
                     </w:rPr>
                     <w:t xml:space="preserve">B</w:t>
@@ -3205,7 +3211,7 @@
                     <w:rPr>
                       <w:rFonts w:ascii="Avenir Next" w:hAnsi="Avenir Next" w:cs="Avenir Next" w:eastAsia="Avenir Next"/>
                       <w:color w:val="1A1A1A"/>
-                      <w:sz w:val="19"/>
+                      <w:sz w:val="22"/>
                       <w:szCs w:val="19"/>
                     </w:rPr>
                     <w:t xml:space="preserve">2.25</w:t>
@@ -3230,7 +3236,7 @@
                       <w:rFonts w:ascii="Avenir Next" w:hAnsi="Avenir Next" w:cs="Avenir Next" w:eastAsia="Avenir Next"/>
                       <w:b/>
                       <w:color w:val="003A70"/>
-                      <w:sz w:val="19"/>
+                      <w:sz w:val="22"/>
                       <w:szCs w:val="19"/>
                     </w:rPr>
                     <w:t xml:space="preserve">C</w:t>
@@ -3248,7 +3254,7 @@
                     <w:rPr>
                       <w:rFonts w:ascii="Avenir Next" w:hAnsi="Avenir Next" w:cs="Avenir Next" w:eastAsia="Avenir Next"/>
                       <w:color w:val="1A1A1A"/>
-                      <w:sz w:val="19"/>
+                      <w:sz w:val="22"/>
                       <w:szCs w:val="19"/>
                     </w:rPr>
                     <w:t xml:space="preserve">90</w:t>
@@ -3273,7 +3279,7 @@
                       <w:rFonts w:ascii="Avenir Next" w:hAnsi="Avenir Next" w:cs="Avenir Next" w:eastAsia="Avenir Next"/>
                       <w:b/>
                       <w:color w:val="003A70"/>
-                      <w:sz w:val="19"/>
+                      <w:sz w:val="22"/>
                       <w:szCs w:val="19"/>
                     </w:rPr>
                     <w:t xml:space="preserve">D</w:t>
@@ -3291,7 +3297,7 @@
                     <w:rPr>
                       <w:rFonts w:ascii="Avenir Next" w:hAnsi="Avenir Next" w:cs="Avenir Next" w:eastAsia="Avenir Next"/>
                       <w:color w:val="1A1A1A"/>
-                      <w:sz w:val="19"/>
+                      <w:sz w:val="22"/>
                       <w:szCs w:val="19"/>
                     </w:rPr>
                     <w:t xml:space="preserve">9</w:t>
@@ -3302,7 +3308,7 @@
           </w:tbl>
           <w:p>
             <w:pPr>
-              <w:spacing w:before="0" w:after="0" w:line="24" w:lineRule="auto"/>
+              <w:spacing w:before="0" w:after="0" w:line="50" w:lineRule="exact"/>
             </w:pPr>
           </w:p>
         </w:tc>
@@ -3310,12 +3316,12 @@
     </w:tbl>
     <w:p>
       <w:pPr>
-        <w:spacing w:before="0" w:after="0" w:line="20" w:lineRule="exact"/>
+        <w:spacing w:before="0" w:after="0" w:line="50" w:lineRule="exact"/>
       </w:pPr>
     </w:p>
     <w:p>
       <w:pPr>
-        <w:spacing w:before="0" w:after="0" w:line="20" w:lineRule="exact"/>
+        <w:spacing w:before="0" w:after="0" w:line="50" w:lineRule="exact"/>
       </w:pPr>
     </w:p>
     <w:tbl>
@@ -3365,25 +3371,25 @@
                 <w:rFonts w:ascii="Avenir Next" w:hAnsi="Avenir Next" w:cs="Avenir Next" w:eastAsia="Avenir Next"/>
                 <w:b/>
                 <w:color w:val="1A1A1A"/>
+                <w:sz w:val="22"/>
+                <w:szCs w:val="20"/>
+              </w:rPr>
+              <w:t xml:space="preserve">11.</w:t>
+            </w:r>
+            <w:r>
+              <w:rPr>
+                <w:rFonts w:ascii="Avenir Next" w:hAnsi="Avenir Next" w:cs="Avenir Next" w:eastAsia="Avenir Next"/>
+                <w:color w:val="1A1A1A"/>
                 <w:sz w:val="20"/>
                 <w:szCs w:val="20"/>
               </w:rPr>
-              <w:t xml:space="preserve">11.</w:t>
-            </w:r>
-            <w:r>
-              <w:rPr>
-                <w:rFonts w:ascii="Avenir Next" w:hAnsi="Avenir Next" w:cs="Avenir Next" w:eastAsia="Avenir Next"/>
-                <w:color w:val="1A1A1A"/>
-                <w:sz w:val="20"/>
-                <w:szCs w:val="20"/>
-              </w:rPr>
               <w:tab/>
             </w:r>
             <w:r>
               <w:rPr>
                 <w:rFonts w:ascii="Avenir Next" w:hAnsi="Avenir Next" w:cs="Avenir Next" w:eastAsia="Avenir Next"/>
                 <w:color w:val="1A1A1A"/>
-                <w:sz w:val="20"/>
+                <w:sz w:val="22"/>
                 <w:szCs w:val="20"/>
               </w:rPr>
               <w:t xml:space="preserve">Multiplying the divisor and the dividend by 10 makes a division that is —</w:t>
@@ -3437,7 +3443,7 @@
                       <w:rFonts w:ascii="Avenir Next" w:hAnsi="Avenir Next" w:cs="Avenir Next" w:eastAsia="Avenir Next"/>
                       <w:b/>
                       <w:color w:val="003A70"/>
-                      <w:sz w:val="19"/>
+                      <w:sz w:val="22"/>
                       <w:szCs w:val="19"/>
                     </w:rPr>
                     <w:t xml:space="preserve">A</w:t>
@@ -3455,7 +3461,7 @@
                     <w:rPr>
                       <w:rFonts w:ascii="Avenir Next" w:hAnsi="Avenir Next" w:cs="Avenir Next" w:eastAsia="Avenir Next"/>
                       <w:color w:val="1A1A1A"/>
-                      <w:sz w:val="19"/>
+                      <w:sz w:val="22"/>
                       <w:szCs w:val="19"/>
                     </w:rPr>
                     <w:t xml:space="preserve">10 times larger</w:t>
@@ -3480,7 +3486,7 @@
                       <w:rFonts w:ascii="Avenir Next" w:hAnsi="Avenir Next" w:cs="Avenir Next" w:eastAsia="Avenir Next"/>
                       <w:b/>
                       <w:color w:val="003A70"/>
-                      <w:sz w:val="19"/>
+                      <w:sz w:val="22"/>
                       <w:szCs w:val="19"/>
                     </w:rPr>
                     <w:t xml:space="preserve">B</w:t>
@@ -3498,7 +3504,7 @@
                     <w:rPr>
                       <w:rFonts w:ascii="Avenir Next" w:hAnsi="Avenir Next" w:cs="Avenir Next" w:eastAsia="Avenir Next"/>
                       <w:color w:val="1A1A1A"/>
-                      <w:sz w:val="19"/>
+                      <w:sz w:val="22"/>
                       <w:szCs w:val="19"/>
                     </w:rPr>
                     <w:t xml:space="preserve">10 times smaller</w:t>
@@ -3528,7 +3534,7 @@
                       <w:rFonts w:ascii="Avenir Next" w:hAnsi="Avenir Next" w:cs="Avenir Next" w:eastAsia="Avenir Next"/>
                       <w:b/>
                       <w:color w:val="003A70"/>
-                      <w:sz w:val="19"/>
+                      <w:sz w:val="22"/>
                       <w:szCs w:val="19"/>
                     </w:rPr>
                     <w:t xml:space="preserve">C</w:t>
@@ -3546,7 +3552,7 @@
                     <w:rPr>
                       <w:rFonts w:ascii="Avenir Next" w:hAnsi="Avenir Next" w:cs="Avenir Next" w:eastAsia="Avenir Next"/>
                       <w:color w:val="1A1A1A"/>
-                      <w:sz w:val="19"/>
+                      <w:sz w:val="22"/>
                       <w:szCs w:val="19"/>
                     </w:rPr>
                     <w:t xml:space="preserve">equivalent</w:t>
@@ -3571,7 +3577,7 @@
                       <w:rFonts w:ascii="Avenir Next" w:hAnsi="Avenir Next" w:cs="Avenir Next" w:eastAsia="Avenir Next"/>
                       <w:b/>
                       <w:color w:val="003A70"/>
-                      <w:sz w:val="19"/>
+                      <w:sz w:val="22"/>
                       <w:szCs w:val="19"/>
                     </w:rPr>
                     <w:t xml:space="preserve">D</w:t>
@@ -3589,7 +3595,7 @@
                     <w:rPr>
                       <w:rFonts w:ascii="Avenir Next" w:hAnsi="Avenir Next" w:cs="Avenir Next" w:eastAsia="Avenir Next"/>
                       <w:color w:val="1A1A1A"/>
-                      <w:sz w:val="19"/>
+                      <w:sz w:val="22"/>
                       <w:szCs w:val="19"/>
                     </w:rPr>
                     <w:t xml:space="preserve">impossible to solve</w:t>
@@ -3600,7 +3606,7 @@
           </w:tbl>
           <w:p>
             <w:pPr>
-              <w:spacing w:before="0" w:after="0" w:line="24" w:lineRule="auto"/>
+              <w:spacing w:before="0" w:after="0" w:line="50" w:lineRule="exact"/>
             </w:pPr>
           </w:p>
         </w:tc>
@@ -3608,11 +3614,12 @@
     </w:tbl>
     <w:p>
       <w:pPr>
-        <w:spacing w:before="0" w:after="0" w:line="20" w:lineRule="exact"/>
+        <w:spacing w:before="0" w:after="0" w:line="50" w:lineRule="exact"/>
       </w:pPr>
     </w:p>
     <w:p>
       <w:pPr>
+        <w:pStyle w:val="Heading2"/>
         <w:keepNext/>
         <w:pBdr>
           <w:bottom w:val="single" w:sz="8" w:space="3" w:color="003A70"/>
@@ -3628,7 +3635,7 @@
           <w:b/>
           <w:color w:val="003A70"/>
           <w:spacing w:val="14"/>
-          <w:sz w:val="19"/>
+          <w:sz w:val="22"/>
           <w:szCs w:val="19"/>
         </w:rPr>
         <w:t xml:space="preserve">SELF-CHECK CODE</w:t>
@@ -3647,7 +3654,7 @@
           <w:rFonts w:ascii="Avenir Next" w:hAnsi="Avenir Next" w:cs="Avenir Next" w:eastAsia="Avenir Next"/>
           <w:i/>
           <w:color w:val="5A5F66"/>
-          <w:sz w:val="17"/>
+          <w:sz w:val="22"/>
           <w:szCs w:val="17"/>
         </w:rPr>
         <w:t xml:space="preserve">find your answer · copy its letter into that problem’s box · spell a math word</w:t>
@@ -3706,7 +3713,7 @@
                 <w:rFonts w:ascii="Avenir Next" w:hAnsi="Avenir Next" w:cs="Avenir Next" w:eastAsia="Avenir Next"/>
                 <w:b/>
                 <w:color w:val="1A1A1A"/>
-                <w:sz w:val="18"/>
+                <w:sz w:val="22"/>
                 <w:szCs w:val="18"/>
               </w:rPr>
               <w:t xml:space="preserve">35</w:t>
@@ -3722,7 +3729,7 @@
                 <w:rFonts w:ascii="Avenir Next" w:hAnsi="Avenir Next" w:cs="Avenir Next" w:eastAsia="Avenir Next"/>
                 <w:b/>
                 <w:color w:val="003A70"/>
-                <w:sz w:val="18"/>
+                <w:sz w:val="22"/>
                 <w:szCs w:val="18"/>
               </w:rPr>
               <w:t xml:space="preserve">O</w:t>
@@ -3745,7 +3752,7 @@
                 <w:rFonts w:ascii="Avenir Next" w:hAnsi="Avenir Next" w:cs="Avenir Next" w:eastAsia="Avenir Next"/>
                 <w:b/>
                 <w:color w:val="1A1A1A"/>
-                <w:sz w:val="18"/>
+                <w:sz w:val="22"/>
                 <w:szCs w:val="18"/>
               </w:rPr>
               <w:t xml:space="preserve">12</w:t>
@@ -3761,7 +3768,7 @@
                 <w:rFonts w:ascii="Avenir Next" w:hAnsi="Avenir Next" w:cs="Avenir Next" w:eastAsia="Avenir Next"/>
                 <w:b/>
                 <w:color w:val="003A70"/>
-                <w:sz w:val="18"/>
+                <w:sz w:val="22"/>
                 <w:szCs w:val="18"/>
               </w:rPr>
               <w:t xml:space="preserve">D</w:t>
@@ -3784,7 +3791,7 @@
                 <w:rFonts w:ascii="Avenir Next" w:hAnsi="Avenir Next" w:cs="Avenir Next" w:eastAsia="Avenir Next"/>
                 <w:b/>
                 <w:color w:val="1A1A1A"/>
-                <w:sz w:val="18"/>
+                <w:sz w:val="22"/>
                 <w:szCs w:val="18"/>
               </w:rPr>
               <w:t xml:space="preserve">0.8</w:t>
@@ -3800,7 +3807,7 @@
                 <w:rFonts w:ascii="Avenir Next" w:hAnsi="Avenir Next" w:cs="Avenir Next" w:eastAsia="Avenir Next"/>
                 <w:b/>
                 <w:color w:val="003A70"/>
-                <w:sz w:val="18"/>
+                <w:sz w:val="22"/>
                 <w:szCs w:val="18"/>
               </w:rPr>
               <w:t xml:space="preserve">Q</w:t>
@@ -3823,7 +3830,7 @@
                 <w:rFonts w:ascii="Avenir Next" w:hAnsi="Avenir Next" w:cs="Avenir Next" w:eastAsia="Avenir Next"/>
                 <w:b/>
                 <w:color w:val="1A1A1A"/>
-                <w:sz w:val="18"/>
+                <w:sz w:val="22"/>
                 <w:szCs w:val="18"/>
               </w:rPr>
               <w:t xml:space="preserve">17</w:t>
@@ -3839,7 +3846,7 @@
                 <w:rFonts w:ascii="Avenir Next" w:hAnsi="Avenir Next" w:cs="Avenir Next" w:eastAsia="Avenir Next"/>
                 <w:b/>
                 <w:color w:val="003A70"/>
-                <w:sz w:val="18"/>
+                <w:sz w:val="22"/>
                 <w:szCs w:val="18"/>
               </w:rPr>
               <w:t xml:space="preserve">I</w:t>
@@ -3862,7 +3869,7 @@
                 <w:rFonts w:ascii="Avenir Next" w:hAnsi="Avenir Next" w:cs="Avenir Next" w:eastAsia="Avenir Next"/>
                 <w:b/>
                 <w:color w:val="1A1A1A"/>
-                <w:sz w:val="18"/>
+                <w:sz w:val="22"/>
                 <w:szCs w:val="18"/>
               </w:rPr>
               <w:t xml:space="preserve">13</w:t>
@@ -3878,7 +3885,7 @@
                 <w:rFonts w:ascii="Avenir Next" w:hAnsi="Avenir Next" w:cs="Avenir Next" w:eastAsia="Avenir Next"/>
                 <w:b/>
                 <w:color w:val="003A70"/>
-                <w:sz w:val="18"/>
+                <w:sz w:val="22"/>
                 <w:szCs w:val="18"/>
               </w:rPr>
               <w:t xml:space="preserve">V</w:t>
@@ -3901,7 +3908,7 @@
                 <w:rFonts w:ascii="Avenir Next" w:hAnsi="Avenir Next" w:cs="Avenir Next" w:eastAsia="Avenir Next"/>
                 <w:b/>
                 <w:color w:val="1A1A1A"/>
-                <w:sz w:val="18"/>
+                <w:sz w:val="22"/>
                 <w:szCs w:val="18"/>
               </w:rPr>
               <w:t xml:space="preserve">1.3</w:t>
@@ -3917,7 +3924,7 @@
                 <w:rFonts w:ascii="Avenir Next" w:hAnsi="Avenir Next" w:cs="Avenir Next" w:eastAsia="Avenir Next"/>
                 <w:b/>
                 <w:color w:val="003A70"/>
-                <w:sz w:val="18"/>
+                <w:sz w:val="22"/>
                 <w:szCs w:val="18"/>
               </w:rPr>
               <w:t xml:space="preserve">X</w:t>
@@ -3940,7 +3947,7 @@
                 <w:rFonts w:ascii="Avenir Next" w:hAnsi="Avenir Next" w:cs="Avenir Next" w:eastAsia="Avenir Next"/>
                 <w:b/>
                 <w:color w:val="1A1A1A"/>
-                <w:sz w:val="18"/>
+                <w:sz w:val="22"/>
                 <w:szCs w:val="18"/>
               </w:rPr>
               <w:t xml:space="preserve">7</w:t>
@@ -3956,7 +3963,7 @@
                 <w:rFonts w:ascii="Avenir Next" w:hAnsi="Avenir Next" w:cs="Avenir Next" w:eastAsia="Avenir Next"/>
                 <w:b/>
                 <w:color w:val="003A70"/>
-                <w:sz w:val="18"/>
+                <w:sz w:val="22"/>
                 <w:szCs w:val="18"/>
               </w:rPr>
               <w:t xml:space="preserve">I</w:t>
@@ -3979,7 +3986,7 @@
                 <w:rFonts w:ascii="Avenir Next" w:hAnsi="Avenir Next" w:cs="Avenir Next" w:eastAsia="Avenir Next"/>
                 <w:b/>
                 <w:color w:val="1A1A1A"/>
-                <w:sz w:val="18"/>
+                <w:sz w:val="22"/>
                 <w:szCs w:val="18"/>
               </w:rPr>
               <w:t xml:space="preserve">14</w:t>
@@ -3995,7 +4002,7 @@
                 <w:rFonts w:ascii="Avenir Next" w:hAnsi="Avenir Next" w:cs="Avenir Next" w:eastAsia="Avenir Next"/>
                 <w:b/>
                 <w:color w:val="003A70"/>
-                <w:sz w:val="18"/>
+                <w:sz w:val="22"/>
                 <w:szCs w:val="18"/>
               </w:rPr>
               <w:t xml:space="preserve">S</w:t>
@@ -4018,7 +4025,7 @@
                 <w:rFonts w:ascii="Avenir Next" w:hAnsi="Avenir Next" w:cs="Avenir Next" w:eastAsia="Avenir Next"/>
                 <w:b/>
                 <w:color w:val="1A1A1A"/>
-                <w:sz w:val="18"/>
+                <w:sz w:val="22"/>
                 <w:szCs w:val="18"/>
               </w:rPr>
               <w:t xml:space="preserve">21</w:t>
@@ -4034,7 +4041,7 @@
                 <w:rFonts w:ascii="Avenir Next" w:hAnsi="Avenir Next" w:cs="Avenir Next" w:eastAsia="Avenir Next"/>
                 <w:b/>
                 <w:color w:val="003A70"/>
-                <w:sz w:val="18"/>
+                <w:sz w:val="22"/>
                 <w:szCs w:val="18"/>
               </w:rPr>
               <w:t xml:space="preserve">R</w:t>
@@ -4057,7 +4064,7 @@
                 <w:rFonts w:ascii="Avenir Next" w:hAnsi="Avenir Next" w:cs="Avenir Next" w:eastAsia="Avenir Next"/>
                 <w:b/>
                 <w:color w:val="1A1A1A"/>
-                <w:sz w:val="18"/>
+                <w:sz w:val="22"/>
                 <w:szCs w:val="18"/>
               </w:rPr>
               <w:t xml:space="preserve">3.5</w:t>
@@ -4073,7 +4080,7 @@
                 <w:rFonts w:ascii="Avenir Next" w:hAnsi="Avenir Next" w:cs="Avenir Next" w:eastAsia="Avenir Next"/>
                 <w:b/>
                 <w:color w:val="003A70"/>
-                <w:sz w:val="18"/>
+                <w:sz w:val="22"/>
                 <w:szCs w:val="18"/>
               </w:rPr>
               <w:t xml:space="preserve">Z</w:t>
@@ -4084,7 +4091,7 @@
     </w:tbl>
     <w:p>
       <w:pPr>
-        <w:spacing w:before="0" w:after="0" w:line="60" w:lineRule="auto"/>
+        <w:spacing w:before="0" w:after="0" w:line="50" w:lineRule="exact"/>
       </w:pPr>
     </w:p>
     <w:tbl>
@@ -4273,7 +4280,7 @@
     </w:tbl>
     <w:p>
       <w:pPr>
-        <w:spacing w:before="0" w:after="0" w:line="40" w:lineRule="auto"/>
+        <w:spacing w:before="0" w:after="0" w:line="50" w:lineRule="exact"/>
       </w:pPr>
     </w:p>
     <w:tbl>
@@ -4315,6 +4322,7 @@
           </w:tcPr>
           <w:p>
             <w:pPr>
+              <w:pStyle w:val="Heading2"/>
               <w:spacing w:before="0" w:after="0" w:line="240" w:lineRule="auto"/>
             </w:pPr>
             <w:r>
@@ -4352,7 +4360,7 @@
               <w:rPr>
                 <w:rFonts w:ascii="Avenir Next" w:hAnsi="Avenir Next" w:cs="Avenir Next" w:eastAsia="Avenir Next"/>
                 <w:color w:val="1A1A1A"/>
-                <w:sz w:val="17"/>
+                <w:sz w:val="22"/>
                 <w:szCs w:val="17"/>
               </w:rPr>
               <w:t xml:space="preserve">  I can do this on my own</w:t>
@@ -4381,7 +4389,7 @@
               <w:rPr>
                 <w:rFonts w:ascii="Avenir Next" w:hAnsi="Avenir Next" w:cs="Avenir Next" w:eastAsia="Avenir Next"/>
                 <w:color w:val="1A1A1A"/>
-                <w:sz w:val="17"/>
+                <w:sz w:val="22"/>
                 <w:szCs w:val="17"/>
               </w:rPr>
               <w:t xml:space="preserve">  I need a little help</w:t>
@@ -4410,7 +4418,7 @@
               <w:rPr>
                 <w:rFonts w:ascii="Avenir Next" w:hAnsi="Avenir Next" w:cs="Avenir Next" w:eastAsia="Avenir Next"/>
                 <w:color w:val="1A1A1A"/>
-                <w:sz w:val="17"/>
+                <w:sz w:val="22"/>
                 <w:szCs w:val="17"/>
               </w:rPr>
               <w:t xml:space="preserve">  I have a question about #</w:t>
@@ -4431,7 +4439,7 @@
     </w:tbl>
     <w:p>
       <w:pPr>
-        <w:spacing w:before="0" w:after="0" w:line="20" w:lineRule="exact"/>
+        <w:spacing w:before="0" w:after="0" w:line="50" w:lineRule="exact"/>
       </w:pPr>
     </w:p>
     <w:sectPr>
@@ -4517,7 +4525,106 @@
               <w:sz w:val="15"/>
               <w:szCs w:val="15"/>
             </w:rPr>
-            <w:t xml:space="preserve">Lesson 2-7  ·  Session 2  ·  Practice Form B</w:t>
+            <w:t xml:space="preserve">2-7 · Page </w:t>
+          </w:r>
+          <w:r>
+            <w:rPr>
+              <w:rFonts w:ascii="Avenir Next" w:hAnsi="Avenir Next" w:cs="Avenir Next" w:eastAsia="Avenir Next"/>
+              <w:color w:val="5A5F66"/>
+              <w:sz w:val="15"/>
+              <w:szCs w:val="15"/>
+            </w:rPr>
+            <w:fldChar w:fldCharType="begin"/>
+          </w:r>
+          <w:r>
+            <w:rPr>
+              <w:rFonts w:ascii="Avenir Next" w:hAnsi="Avenir Next" w:cs="Avenir Next" w:eastAsia="Avenir Next"/>
+              <w:color w:val="5A5F66"/>
+              <w:sz w:val="15"/>
+              <w:szCs w:val="15"/>
+            </w:rPr>
+            <w:instrText xml:space="preserve"> PAGE </w:instrText>
+          </w:r>
+          <w:r>
+            <w:rPr>
+              <w:rFonts w:ascii="Avenir Next" w:hAnsi="Avenir Next" w:cs="Avenir Next" w:eastAsia="Avenir Next"/>
+              <w:color w:val="5A5F66"/>
+              <w:sz w:val="15"/>
+              <w:szCs w:val="15"/>
+            </w:rPr>
+            <w:fldChar w:fldCharType="separate"/>
+          </w:r>
+          <w:r>
+            <w:rPr>
+              <w:rFonts w:ascii="Avenir Next" w:hAnsi="Avenir Next" w:cs="Avenir Next" w:eastAsia="Avenir Next"/>
+              <w:color w:val="5A5F66"/>
+              <w:sz w:val="15"/>
+              <w:szCs w:val="15"/>
+            </w:rPr>
+            <w:t xml:space="preserve">1</w:t>
+          </w:r>
+          <w:r>
+            <w:rPr>
+              <w:rFonts w:ascii="Avenir Next" w:hAnsi="Avenir Next" w:cs="Avenir Next" w:eastAsia="Avenir Next"/>
+              <w:color w:val="5A5F66"/>
+              <w:sz w:val="15"/>
+              <w:szCs w:val="15"/>
+            </w:rPr>
+            <w:fldChar w:fldCharType="end"/>
+          </w:r>
+          <w:r>
+            <w:rPr>
+              <w:rFonts w:ascii="Avenir Next" w:hAnsi="Avenir Next" w:cs="Avenir Next" w:eastAsia="Avenir Next"/>
+              <w:color w:val="5A5F66"/>
+              <w:sz w:val="15"/>
+              <w:szCs w:val="15"/>
+            </w:rPr>
+            <w:t xml:space="preserve"> of </w:t>
+          </w:r>
+          <w:r>
+            <w:rPr>
+              <w:rFonts w:ascii="Avenir Next" w:hAnsi="Avenir Next" w:cs="Avenir Next" w:eastAsia="Avenir Next"/>
+              <w:color w:val="5A5F66"/>
+              <w:sz w:val="15"/>
+              <w:szCs w:val="15"/>
+            </w:rPr>
+            <w:fldChar w:fldCharType="begin"/>
+          </w:r>
+          <w:r>
+            <w:rPr>
+              <w:rFonts w:ascii="Avenir Next" w:hAnsi="Avenir Next" w:cs="Avenir Next" w:eastAsia="Avenir Next"/>
+              <w:color w:val="5A5F66"/>
+              <w:sz w:val="15"/>
+              <w:szCs w:val="15"/>
+            </w:rPr>
+            <w:instrText xml:space="preserve"> NUMPAGES </w:instrText>
+          </w:r>
+          <w:r>
+            <w:rPr>
+              <w:rFonts w:ascii="Avenir Next" w:hAnsi="Avenir Next" w:cs="Avenir Next" w:eastAsia="Avenir Next"/>
+              <w:color w:val="5A5F66"/>
+              <w:sz w:val="15"/>
+              <w:szCs w:val="15"/>
+            </w:rPr>
+            <w:fldChar w:fldCharType="separate"/>
+          </w:r>
+          <w:r>
+            <w:rPr>
+              <w:rFonts w:ascii="Avenir Next" w:hAnsi="Avenir Next" w:cs="Avenir Next" w:eastAsia="Avenir Next"/>
+              <w:color w:val="5A5F66"/>
+              <w:sz w:val="15"/>
+              <w:szCs w:val="15"/>
+            </w:rPr>
+            <w:t xml:space="preserve">1</w:t>
+          </w:r>
+          <w:r>
+            <w:rPr>
+              <w:rFonts w:ascii="Avenir Next" w:hAnsi="Avenir Next" w:cs="Avenir Next" w:eastAsia="Avenir Next"/>
+              <w:color w:val="5A5F66"/>
+              <w:sz w:val="15"/>
+              <w:szCs w:val="15"/>
+            </w:rPr>
+            <w:fldChar w:fldCharType="end"/>
           </w:r>
         </w:p>
       </w:tc>
@@ -4560,5 +4667,23 @@
       </w:tblCellMar>
     </w:tblPr>
   </w:style>
+  <w:style w:type="paragraph" w:styleId="Heading1">
+    <w:name w:val="heading 1"/>
+    <w:basedOn w:val="Normal"/>
+    <w:pPr>
+      <w:outlineLvl w:val="0"/>
+      <w:keepNext w:val="0"/>
+      <w:keepLines w:val="0"/>
+    </w:pPr>
+  </w:style>
+  <w:style w:type="paragraph" w:styleId="Heading2">
+    <w:name w:val="heading 2"/>
+    <w:basedOn w:val="Normal"/>
+    <w:pPr>
+      <w:outlineLvl w:val="1"/>
+      <w:keepNext w:val="0"/>
+      <w:keepLines w:val="0"/>
+    </w:pPr>
+  </w:style>
 </w:styles>
 </file>